--- a/AIAnalyzer/Официальная техническая документация.docx
+++ b/AIAnalyzer/Официальная техническая документация.docx
@@ -757,15 +757,7 @@
           <w:b/>
           <w:bCs/>
         </w:rPr>
-        <w:t xml:space="preserve">3. </w:t>
-      </w:r>
-      <w:r>
-        <w:rPr>
-          <w:rFonts w:ascii="Times New Roman" w:hAnsi="Times New Roman" w:cs="Times New Roman"/>
-          <w:b/>
-          <w:bCs/>
-        </w:rPr>
-        <w:t xml:space="preserve">Технологический стек (Tech </w:t>
+        <w:t xml:space="preserve">3. Технологический стек (Tech </w:t>
       </w:r>
       <w:proofErr w:type="spellStart"/>
       <w:r>
@@ -1552,31 +1544,37 @@
           <w:rFonts w:ascii="Times New Roman" w:hAnsi="Times New Roman" w:cs="Times New Roman"/>
         </w:rPr>
       </w:pPr>
-      <w:r>
-        <w:rPr>
-          <w:rFonts w:ascii="Times New Roman" w:hAnsi="Times New Roman" w:cs="Times New Roman"/>
-        </w:rPr>
-        <w:t>В корневой папке проекта выполните команду для сборки образов:</w:t>
-      </w:r>
-    </w:p>
-    <w:p>
-      <w:pPr>
-        <w:rPr>
-          <w:rFonts w:ascii="Times New Roman" w:hAnsi="Times New Roman" w:cs="Times New Roman"/>
-          <w:b/>
-          <w:bCs/>
+      <w:proofErr w:type="spellStart"/>
+      <w:r>
+        <w:rPr>
+          <w:rFonts w:ascii="Times New Roman" w:hAnsi="Times New Roman" w:cs="Times New Roman"/>
+        </w:rPr>
+        <w:t>Склонируйте</w:t>
+      </w:r>
+      <w:proofErr w:type="spellEnd"/>
+      <w:r>
+        <w:rPr>
+          <w:rFonts w:ascii="Times New Roman" w:hAnsi="Times New Roman" w:cs="Times New Roman"/>
+        </w:rPr>
+        <w:t xml:space="preserve"> репозиторий с </w:t>
+      </w:r>
+      <w:r>
+        <w:rPr>
+          <w:rFonts w:ascii="Times New Roman" w:hAnsi="Times New Roman" w:cs="Times New Roman"/>
           <w:lang w:val="en-US"/>
         </w:rPr>
-      </w:pPr>
-      <w:r>
+        <w:t xml:space="preserve">GitHub </w:t>
+      </w:r>
+    </w:p>
+    <w:p>
+      <w:pPr>
         <w:rPr>
           <w:rFonts w:ascii="Times New Roman" w:hAnsi="Times New Roman" w:cs="Times New Roman"/>
           <w:b/>
           <w:bCs/>
           <w:lang w:val="en-US"/>
         </w:rPr>
-        <w:t xml:space="preserve">docker-compose up -d </w:t>
-      </w:r>
+      </w:pPr>
       <w:r>
         <w:rPr>
           <w:rFonts w:ascii="Times New Roman" w:hAnsi="Times New Roman" w:cs="Times New Roman"/>
@@ -1584,72 +1582,7 @@
           <w:bCs/>
           <w:lang w:val="en-US"/>
         </w:rPr>
-        <w:t>–</w:t>
-      </w:r>
-      <w:r>
-        <w:rPr>
-          <w:rFonts w:ascii="Times New Roman" w:hAnsi="Times New Roman" w:cs="Times New Roman"/>
-          <w:b/>
-          <w:bCs/>
-          <w:lang w:val="en-US"/>
-        </w:rPr>
-        <w:t>build</w:t>
-      </w:r>
-    </w:p>
-    <w:p>
-      <w:pPr>
-        <w:rPr>
-          <w:rFonts w:ascii="Times New Roman" w:hAnsi="Times New Roman" w:cs="Times New Roman"/>
-        </w:rPr>
-      </w:pPr>
-      <w:r>
-        <w:rPr>
-          <w:rFonts w:ascii="Times New Roman" w:hAnsi="Times New Roman" w:cs="Times New Roman"/>
-        </w:rPr>
-        <w:t xml:space="preserve">(для </w:t>
-      </w:r>
-      <w:proofErr w:type="spellStart"/>
-      <w:proofErr w:type="gramStart"/>
-      <w:r>
-        <w:rPr>
-          <w:rFonts w:ascii="Times New Roman" w:hAnsi="Times New Roman" w:cs="Times New Roman"/>
-        </w:rPr>
-        <w:t>того,чтобы</w:t>
-      </w:r>
-      <w:proofErr w:type="spellEnd"/>
-      <w:proofErr w:type="gramEnd"/>
-      <w:r>
-        <w:rPr>
-          <w:rFonts w:ascii="Times New Roman" w:hAnsi="Times New Roman" w:cs="Times New Roman"/>
-        </w:rPr>
-        <w:t xml:space="preserve"> убедиться, что Вы в нужной директории, выполните команду </w:t>
-      </w:r>
-      <w:r>
-        <w:rPr>
-          <w:rFonts w:ascii="Times New Roman" w:hAnsi="Times New Roman" w:cs="Times New Roman"/>
-          <w:lang w:val="en-US"/>
-        </w:rPr>
-        <w:t>ls</w:t>
-      </w:r>
-      <w:r>
-        <w:rPr>
-          <w:rFonts w:ascii="Times New Roman" w:hAnsi="Times New Roman" w:cs="Times New Roman"/>
-        </w:rPr>
-        <w:t xml:space="preserve"> и найдите файл </w:t>
-      </w:r>
-      <w:proofErr w:type="spellStart"/>
-      <w:r>
-        <w:rPr>
-          <w:rFonts w:ascii="Times New Roman" w:hAnsi="Times New Roman" w:cs="Times New Roman"/>
-        </w:rPr>
-        <w:t>docker-compose.yml</w:t>
-      </w:r>
-      <w:proofErr w:type="spellEnd"/>
-      <w:r>
-        <w:rPr>
-          <w:rFonts w:ascii="Times New Roman" w:hAnsi="Times New Roman" w:cs="Times New Roman"/>
-        </w:rPr>
-        <w:t>. В случае, если Вы не видите этот файл, спуститесь ниже (чаще всего) или выше по проекту)</w:t>
+        <w:t>git clone https://github.com/LittleSangwoo/AIAnalyzer.git</w:t>
       </w:r>
     </w:p>
     <w:p>
@@ -1666,6 +1599,116 @@
         <w:rPr>
           <w:rFonts w:ascii="Times New Roman" w:hAnsi="Times New Roman" w:cs="Times New Roman"/>
         </w:rPr>
+        <w:t>В корневой папке проекта выполните команду для сборки образов:</w:t>
+      </w:r>
+    </w:p>
+    <w:p>
+      <w:pPr>
+        <w:rPr>
+          <w:rFonts w:ascii="Times New Roman" w:hAnsi="Times New Roman" w:cs="Times New Roman"/>
+          <w:b/>
+          <w:bCs/>
+          <w:lang w:val="en-US"/>
+        </w:rPr>
+      </w:pPr>
+      <w:r>
+        <w:rPr>
+          <w:rFonts w:ascii="Times New Roman" w:hAnsi="Times New Roman" w:cs="Times New Roman"/>
+          <w:b/>
+          <w:bCs/>
+          <w:lang w:val="en-US"/>
+        </w:rPr>
+        <w:t xml:space="preserve">docker-compose up -d </w:t>
+      </w:r>
+      <w:r>
+        <w:rPr>
+          <w:rFonts w:ascii="Times New Roman" w:hAnsi="Times New Roman" w:cs="Times New Roman"/>
+          <w:b/>
+          <w:bCs/>
+          <w:lang w:val="en-US"/>
+        </w:rPr>
+        <w:t>–</w:t>
+      </w:r>
+      <w:r>
+        <w:rPr>
+          <w:rFonts w:ascii="Times New Roman" w:hAnsi="Times New Roman" w:cs="Times New Roman"/>
+          <w:b/>
+          <w:bCs/>
+          <w:lang w:val="en-US"/>
+        </w:rPr>
+        <w:t>build</w:t>
+      </w:r>
+    </w:p>
+    <w:p>
+      <w:pPr>
+        <w:rPr>
+          <w:rFonts w:ascii="Times New Roman" w:hAnsi="Times New Roman" w:cs="Times New Roman"/>
+        </w:rPr>
+      </w:pPr>
+      <w:r>
+        <w:rPr>
+          <w:rFonts w:ascii="Times New Roman" w:hAnsi="Times New Roman" w:cs="Times New Roman"/>
+        </w:rPr>
+        <w:t xml:space="preserve">(для </w:t>
+      </w:r>
+      <w:proofErr w:type="spellStart"/>
+      <w:proofErr w:type="gramStart"/>
+      <w:r>
+        <w:rPr>
+          <w:rFonts w:ascii="Times New Roman" w:hAnsi="Times New Roman" w:cs="Times New Roman"/>
+        </w:rPr>
+        <w:t>того,чтобы</w:t>
+      </w:r>
+      <w:proofErr w:type="spellEnd"/>
+      <w:proofErr w:type="gramEnd"/>
+      <w:r>
+        <w:rPr>
+          <w:rFonts w:ascii="Times New Roman" w:hAnsi="Times New Roman" w:cs="Times New Roman"/>
+        </w:rPr>
+        <w:t xml:space="preserve"> убедиться, что Вы в нужной директории, выполните команду </w:t>
+      </w:r>
+      <w:r>
+        <w:rPr>
+          <w:rFonts w:ascii="Times New Roman" w:hAnsi="Times New Roman" w:cs="Times New Roman"/>
+          <w:lang w:val="en-US"/>
+        </w:rPr>
+        <w:t>ls</w:t>
+      </w:r>
+      <w:r>
+        <w:rPr>
+          <w:rFonts w:ascii="Times New Roman" w:hAnsi="Times New Roman" w:cs="Times New Roman"/>
+        </w:rPr>
+        <w:t xml:space="preserve"> и найдите файл </w:t>
+      </w:r>
+      <w:proofErr w:type="spellStart"/>
+      <w:r>
+        <w:rPr>
+          <w:rFonts w:ascii="Times New Roman" w:hAnsi="Times New Roman" w:cs="Times New Roman"/>
+        </w:rPr>
+        <w:t>docker-compose.yml</w:t>
+      </w:r>
+      <w:proofErr w:type="spellEnd"/>
+      <w:r>
+        <w:rPr>
+          <w:rFonts w:ascii="Times New Roman" w:hAnsi="Times New Roman" w:cs="Times New Roman"/>
+        </w:rPr>
+        <w:t>. В случае, если Вы не видите этот файл, спуститесь ниже (чаще всего) или выше по проекту)</w:t>
+      </w:r>
+    </w:p>
+    <w:p>
+      <w:pPr>
+        <w:numPr>
+          <w:ilvl w:val="0"/>
+          <w:numId w:val="4"/>
+        </w:numPr>
+        <w:rPr>
+          <w:rFonts w:ascii="Times New Roman" w:hAnsi="Times New Roman" w:cs="Times New Roman"/>
+        </w:rPr>
+      </w:pPr>
+      <w:r>
+        <w:rPr>
+          <w:rFonts w:ascii="Times New Roman" w:hAnsi="Times New Roman" w:cs="Times New Roman"/>
+        </w:rPr>
         <w:t xml:space="preserve">Для инициализации локальной нейросети выполните загрузку </w:t>
       </w:r>
       <w:r>
@@ -2313,14 +2356,14 @@
         <w:rPr>
           <w:rFonts w:ascii="Times New Roman" w:hAnsi="Times New Roman" w:cs="Times New Roman"/>
         </w:rPr>
-        <w:t xml:space="preserve">. Если вы загружаете массивный Excel-файл на несколько тысяч ответов, облачное API может отклонить запрос из-за превышения объема текста. В таких случаях настоятельно </w:t>
+        <w:t xml:space="preserve">. </w:t>
       </w:r>
       <w:r>
         <w:rPr>
           <w:rFonts w:ascii="Times New Roman" w:hAnsi="Times New Roman" w:cs="Times New Roman"/>
         </w:rPr>
         <w:lastRenderedPageBreak/>
-        <w:t>рекомендуется переключаться на локальную или корпоративную нейросеть, не имеющую ограничений по TPM.</w:t>
+        <w:t>Если вы загружаете массивный Excel-файл на несколько тысяч ответов, облачное API может отклонить запрос из-за превышения объема текста. В таких случаях настоятельно рекомендуется переключаться на локальную или корпоративную нейросеть, не имеющую ограничений по TPM.</w:t>
       </w:r>
     </w:p>
     <w:p>
@@ -3050,6 +3093,7 @@
           <w:b/>
           <w:bCs/>
         </w:rPr>
+        <w:lastRenderedPageBreak/>
         <w:t>YandexGPT</w:t>
       </w:r>
       <w:proofErr w:type="spellEnd"/>
@@ -3082,7 +3126,6 @@
           <w:b/>
           <w:bCs/>
         </w:rPr>
-        <w:lastRenderedPageBreak/>
         <w:t>8</w:t>
       </w:r>
       <w:r>
@@ -3796,6 +3839,7 @@
                 <w:b/>
                 <w:bCs/>
               </w:rPr>
+              <w:lastRenderedPageBreak/>
               <w:t xml:space="preserve">Ошибка: Connection </w:t>
             </w:r>
             <w:proofErr w:type="spellStart"/>
@@ -3852,14 +3896,7 @@
               <w:rPr>
                 <w:rFonts w:ascii="Times New Roman" w:hAnsi="Times New Roman" w:cs="Times New Roman"/>
               </w:rPr>
-              <w:t xml:space="preserve">. Порт </w:t>
-            </w:r>
-            <w:r>
-              <w:rPr>
-                <w:rFonts w:ascii="Times New Roman" w:hAnsi="Times New Roman" w:cs="Times New Roman"/>
-              </w:rPr>
-              <w:lastRenderedPageBreak/>
-              <w:t>закрыт или неверный IP.</w:t>
+              <w:t>. Порт закрыт или неверный IP.</w:t>
             </w:r>
           </w:p>
         </w:tc>
@@ -3891,7 +3928,6 @@
               <w:rPr>
                 <w:rFonts w:ascii="Times New Roman" w:hAnsi="Times New Roman" w:cs="Times New Roman"/>
               </w:rPr>
-              <w:lastRenderedPageBreak/>
               <w:t xml:space="preserve">Проверьте </w:t>
             </w:r>
             <w:proofErr w:type="spellStart"/>
@@ -4247,15 +4283,7 @@
           <w:b/>
           <w:bCs/>
         </w:rPr>
-        <w:t xml:space="preserve"> разработчик:</w:t>
-      </w:r>
-      <w:r>
-        <w:rPr>
-          <w:rFonts w:ascii="Times New Roman" w:hAnsi="Times New Roman" w:cs="Times New Roman"/>
-          <w:b/>
-          <w:bCs/>
-        </w:rPr>
-        <w:t xml:space="preserve"> </w:t>
+        <w:t xml:space="preserve"> разработчик: </w:t>
       </w:r>
       <w:r>
         <w:rPr>
@@ -6935,6 +6963,7 @@
   <w:style w:type="character" w:default="1" w:styleId="a0">
     <w:name w:val="Default Paragraph Font"/>
     <w:uiPriority w:val="1"/>
+    <w:semiHidden/>
     <w:unhideWhenUsed/>
   </w:style>
   <w:style w:type="table" w:default="1" w:styleId="a1">

--- a/AIAnalyzer/Официальная техническая документация.docx
+++ b/AIAnalyzer/Официальная техническая документация.docx
@@ -16,9 +16,32 @@
           <w:b/>
           <w:bCs/>
         </w:rPr>
-        <w:t xml:space="preserve">Официальная техническая документация: </w:t>
-      </w:r>
-      <w:proofErr w:type="spellStart"/>
+        <w:t>Официальная техническая документация: AIAnalyzer</w:t>
+      </w:r>
+    </w:p>
+    <w:p>
+      <w:pPr>
+        <w:rPr>
+          <w:rFonts w:ascii="Times New Roman" w:hAnsi="Times New Roman" w:cs="Times New Roman"/>
+          <w:b/>
+          <w:bCs/>
+        </w:rPr>
+      </w:pPr>
+      <w:r>
+        <w:rPr>
+          <w:rFonts w:ascii="Times New Roman" w:hAnsi="Times New Roman" w:cs="Times New Roman"/>
+          <w:b/>
+          <w:bCs/>
+        </w:rPr>
+        <w:t>1. Описание проекта</w:t>
+      </w:r>
+    </w:p>
+    <w:p>
+      <w:pPr>
+        <w:rPr>
+          <w:rFonts w:ascii="Times New Roman" w:hAnsi="Times New Roman" w:cs="Times New Roman"/>
+        </w:rPr>
+      </w:pPr>
       <w:r>
         <w:rPr>
           <w:rFonts w:ascii="Times New Roman" w:hAnsi="Times New Roman" w:cs="Times New Roman"/>
@@ -27,32 +50,66 @@
         </w:rPr>
         <w:t>AIAnalyzer</w:t>
       </w:r>
-      <w:proofErr w:type="spellEnd"/>
-    </w:p>
-    <w:p>
-      <w:pPr>
-        <w:rPr>
-          <w:rFonts w:ascii="Times New Roman" w:hAnsi="Times New Roman" w:cs="Times New Roman"/>
-          <w:b/>
-          <w:bCs/>
-        </w:rPr>
-      </w:pPr>
-      <w:r>
-        <w:rPr>
-          <w:rFonts w:ascii="Times New Roman" w:hAnsi="Times New Roman" w:cs="Times New Roman"/>
-          <w:b/>
-          <w:bCs/>
-        </w:rPr>
-        <w:t>1. Описание проекта</w:t>
-      </w:r>
-    </w:p>
-    <w:p>
-      <w:pPr>
-        <w:rPr>
-          <w:rFonts w:ascii="Times New Roman" w:hAnsi="Times New Roman" w:cs="Times New Roman"/>
-        </w:rPr>
-      </w:pPr>
-      <w:proofErr w:type="spellStart"/>
+      <w:r>
+        <w:rPr>
+          <w:rFonts w:ascii="Times New Roman" w:hAnsi="Times New Roman" w:cs="Times New Roman"/>
+        </w:rPr>
+        <w:t xml:space="preserve"> — это </w:t>
+      </w:r>
+      <w:r>
+        <w:rPr>
+          <w:rFonts w:ascii="Times New Roman" w:hAnsi="Times New Roman" w:cs="Times New Roman"/>
+        </w:rPr>
+        <w:t>ИИ-агент</w:t>
+      </w:r>
+      <w:r>
+        <w:rPr>
+          <w:rFonts w:ascii="Times New Roman" w:hAnsi="Times New Roman" w:cs="Times New Roman"/>
+        </w:rPr>
+        <w:t xml:space="preserve"> для автоматизированного анализа результатов тестирования студентов и выработки методических рекомендаций.</w:t>
+      </w:r>
+    </w:p>
+    <w:p>
+      <w:pPr>
+        <w:rPr>
+          <w:rFonts w:ascii="Times New Roman" w:hAnsi="Times New Roman" w:cs="Times New Roman"/>
+        </w:rPr>
+      </w:pPr>
+      <w:r>
+        <w:rPr>
+          <w:rFonts w:ascii="Times New Roman" w:hAnsi="Times New Roman" w:cs="Times New Roman"/>
+        </w:rPr>
+        <w:t>Агент</w:t>
+      </w:r>
+      <w:r>
+        <w:rPr>
+          <w:rFonts w:ascii="Times New Roman" w:hAnsi="Times New Roman" w:cs="Times New Roman"/>
+        </w:rPr>
+        <w:t xml:space="preserve"> обрабатывает выгрузки из систем дистанционного обучения (в форматах .xlsx и .csv), формирует матрицу результатов успеваемости и использует алгоритмы больших языковых моделей (LLM) для глубокого аудита. Нейросеть выявляет паттерны ошибок, анализирует качество формулировок тестовых вопросов и предлагает стратегические шаги по улучшению образовательного курса. </w:t>
+      </w:r>
+    </w:p>
+    <w:p>
+      <w:pPr>
+        <w:rPr>
+          <w:rFonts w:ascii="Times New Roman" w:hAnsi="Times New Roman" w:cs="Times New Roman"/>
+        </w:rPr>
+      </w:pPr>
+      <w:r>
+        <w:rPr>
+          <w:rFonts w:ascii="Times New Roman" w:hAnsi="Times New Roman" w:cs="Times New Roman"/>
+          <w:b/>
+          <w:bCs/>
+        </w:rPr>
+        <w:t xml:space="preserve">Ключевые преимущества </w:t>
+      </w:r>
+      <w:r>
+        <w:rPr>
+          <w:rFonts w:ascii="Times New Roman" w:hAnsi="Times New Roman" w:cs="Times New Roman"/>
+          <w:b/>
+          <w:bCs/>
+        </w:rPr>
+        <w:t xml:space="preserve">ИИ-агента </w:t>
+      </w:r>
       <w:r>
         <w:rPr>
           <w:rFonts w:ascii="Times New Roman" w:hAnsi="Times New Roman" w:cs="Times New Roman"/>
@@ -61,105 +118,6 @@
         </w:rPr>
         <w:t>AIAnalyzer</w:t>
       </w:r>
-      <w:proofErr w:type="spellEnd"/>
-      <w:r>
-        <w:rPr>
-          <w:rFonts w:ascii="Times New Roman" w:hAnsi="Times New Roman" w:cs="Times New Roman"/>
-        </w:rPr>
-        <w:t xml:space="preserve"> — это </w:t>
-      </w:r>
-      <w:r>
-        <w:rPr>
-          <w:rFonts w:ascii="Times New Roman" w:hAnsi="Times New Roman" w:cs="Times New Roman"/>
-        </w:rPr>
-        <w:t>ИИ-агент</w:t>
-      </w:r>
-      <w:r>
-        <w:rPr>
-          <w:rFonts w:ascii="Times New Roman" w:hAnsi="Times New Roman" w:cs="Times New Roman"/>
-        </w:rPr>
-        <w:t xml:space="preserve"> для автоматизированного анализа результатов тестирования студентов и выработки методических рекомендаций.</w:t>
-      </w:r>
-    </w:p>
-    <w:p>
-      <w:pPr>
-        <w:rPr>
-          <w:rFonts w:ascii="Times New Roman" w:hAnsi="Times New Roman" w:cs="Times New Roman"/>
-        </w:rPr>
-      </w:pPr>
-      <w:r>
-        <w:rPr>
-          <w:rFonts w:ascii="Times New Roman" w:hAnsi="Times New Roman" w:cs="Times New Roman"/>
-        </w:rPr>
-        <w:t>Агент</w:t>
-      </w:r>
-      <w:r>
-        <w:rPr>
-          <w:rFonts w:ascii="Times New Roman" w:hAnsi="Times New Roman" w:cs="Times New Roman"/>
-        </w:rPr>
-        <w:t xml:space="preserve"> обрабатывает выгрузки из систем дистанционного обучения (в форматах .</w:t>
-      </w:r>
-      <w:proofErr w:type="spellStart"/>
-      <w:r>
-        <w:rPr>
-          <w:rFonts w:ascii="Times New Roman" w:hAnsi="Times New Roman" w:cs="Times New Roman"/>
-        </w:rPr>
-        <w:t>xlsx</w:t>
-      </w:r>
-      <w:proofErr w:type="spellEnd"/>
-      <w:r>
-        <w:rPr>
-          <w:rFonts w:ascii="Times New Roman" w:hAnsi="Times New Roman" w:cs="Times New Roman"/>
-        </w:rPr>
-        <w:t xml:space="preserve"> и .</w:t>
-      </w:r>
-      <w:proofErr w:type="spellStart"/>
-      <w:r>
-        <w:rPr>
-          <w:rFonts w:ascii="Times New Roman" w:hAnsi="Times New Roman" w:cs="Times New Roman"/>
-        </w:rPr>
-        <w:t>csv</w:t>
-      </w:r>
-      <w:proofErr w:type="spellEnd"/>
-      <w:r>
-        <w:rPr>
-          <w:rFonts w:ascii="Times New Roman" w:hAnsi="Times New Roman" w:cs="Times New Roman"/>
-        </w:rPr>
-        <w:t xml:space="preserve">), формирует матрицу результатов успеваемости и использует алгоритмы больших языковых моделей (LLM) для глубокого аудита. Нейросеть выявляет паттерны ошибок, анализирует качество формулировок тестовых вопросов и предлагает стратегические шаги по улучшению образовательного курса. </w:t>
-      </w:r>
-    </w:p>
-    <w:p>
-      <w:pPr>
-        <w:rPr>
-          <w:rFonts w:ascii="Times New Roman" w:hAnsi="Times New Roman" w:cs="Times New Roman"/>
-        </w:rPr>
-      </w:pPr>
-      <w:r>
-        <w:rPr>
-          <w:rFonts w:ascii="Times New Roman" w:hAnsi="Times New Roman" w:cs="Times New Roman"/>
-          <w:b/>
-          <w:bCs/>
-        </w:rPr>
-        <w:t xml:space="preserve">Ключевые преимущества </w:t>
-      </w:r>
-      <w:r>
-        <w:rPr>
-          <w:rFonts w:ascii="Times New Roman" w:hAnsi="Times New Roman" w:cs="Times New Roman"/>
-          <w:b/>
-          <w:bCs/>
-        </w:rPr>
-        <w:t xml:space="preserve">ИИ-агента </w:t>
-      </w:r>
-      <w:proofErr w:type="spellStart"/>
-      <w:r>
-        <w:rPr>
-          <w:rFonts w:ascii="Times New Roman" w:hAnsi="Times New Roman" w:cs="Times New Roman"/>
-          <w:b/>
-          <w:bCs/>
-        </w:rPr>
-        <w:t>AIAnalyzer</w:t>
-      </w:r>
-      <w:proofErr w:type="spellEnd"/>
       <w:r>
         <w:rPr>
           <w:rFonts w:ascii="Times New Roman" w:hAnsi="Times New Roman" w:cs="Times New Roman"/>
@@ -185,45 +143,13 @@
           <w:b/>
           <w:bCs/>
         </w:rPr>
-        <w:t>Гибкость инфраструктуры (</w:t>
-      </w:r>
-      <w:proofErr w:type="spellStart"/>
-      <w:r>
-        <w:rPr>
-          <w:rFonts w:ascii="Times New Roman" w:hAnsi="Times New Roman" w:cs="Times New Roman"/>
-          <w:b/>
-          <w:bCs/>
-        </w:rPr>
-        <w:t>Agnostic</w:t>
-      </w:r>
-      <w:proofErr w:type="spellEnd"/>
-      <w:r>
-        <w:rPr>
-          <w:rFonts w:ascii="Times New Roman" w:hAnsi="Times New Roman" w:cs="Times New Roman"/>
-          <w:b/>
-          <w:bCs/>
-        </w:rPr>
-        <w:t xml:space="preserve"> AI):</w:t>
-      </w:r>
-      <w:r>
-        <w:rPr>
-          <w:rFonts w:ascii="Times New Roman" w:hAnsi="Times New Roman" w:cs="Times New Roman"/>
-        </w:rPr>
-        <w:t xml:space="preserve"> Поддержка как внешних высокоскоростных облачных API, так и полностью автономных локальных моделей (Local-</w:t>
-      </w:r>
-      <w:proofErr w:type="spellStart"/>
-      <w:r>
-        <w:rPr>
-          <w:rFonts w:ascii="Times New Roman" w:hAnsi="Times New Roman" w:cs="Times New Roman"/>
-        </w:rPr>
-        <w:t>first</w:t>
-      </w:r>
-      <w:proofErr w:type="spellEnd"/>
-      <w:r>
-        <w:rPr>
-          <w:rFonts w:ascii="Times New Roman" w:hAnsi="Times New Roman" w:cs="Times New Roman"/>
-        </w:rPr>
-        <w:t>).</w:t>
+        <w:t>Гибкость инфраструктуры (Agnostic AI):</w:t>
+      </w:r>
+      <w:r>
+        <w:rPr>
+          <w:rFonts w:ascii="Times New Roman" w:hAnsi="Times New Roman" w:cs="Times New Roman"/>
+        </w:rPr>
+        <w:t xml:space="preserve"> Поддержка как внешних высокоскоростных облачных API, так и полностью автономных локальных моделей (Local-first).</w:t>
       </w:r>
     </w:p>
     <w:p>
@@ -325,29 +251,13 @@
           <w:b/>
           <w:bCs/>
         </w:rPr>
-        <w:t>UX/UI</w:t>
-      </w:r>
-      <w:proofErr w:type="gramStart"/>
-      <w:r>
-        <w:rPr>
-          <w:rFonts w:ascii="Times New Roman" w:hAnsi="Times New Roman" w:cs="Times New Roman"/>
-          <w:b/>
-          <w:bCs/>
-        </w:rPr>
-        <w:t>:</w:t>
-      </w:r>
-      <w:r>
-        <w:rPr>
-          <w:rFonts w:ascii="Times New Roman" w:hAnsi="Times New Roman" w:cs="Times New Roman"/>
-        </w:rPr>
-        <w:t xml:space="preserve"> Интуитивно</w:t>
-      </w:r>
-      <w:proofErr w:type="gramEnd"/>
-      <w:r>
-        <w:rPr>
-          <w:rFonts w:ascii="Times New Roman" w:hAnsi="Times New Roman" w:cs="Times New Roman"/>
-        </w:rPr>
-        <w:t xml:space="preserve"> понятный интерфейс.</w:t>
+        <w:t>UX/UI:</w:t>
+      </w:r>
+      <w:r>
+        <w:rPr>
+          <w:rFonts w:ascii="Times New Roman" w:hAnsi="Times New Roman" w:cs="Times New Roman"/>
+        </w:rPr>
+        <w:t xml:space="preserve"> Интуитивно понятный интерфейс.</w:t>
       </w:r>
     </w:p>
     <w:p>
@@ -408,49 +318,13 @@
         <w:rPr>
           <w:rFonts w:ascii="Times New Roman" w:hAnsi="Times New Roman" w:cs="Times New Roman"/>
         </w:rPr>
-        <w:t xml:space="preserve"> В ядро системы (на уровне </w:t>
-      </w:r>
-      <w:proofErr w:type="spellStart"/>
-      <w:r>
-        <w:rPr>
-          <w:rFonts w:ascii="Times New Roman" w:hAnsi="Times New Roman" w:cs="Times New Roman"/>
-        </w:rPr>
-        <w:t>Dockerfile</w:t>
-      </w:r>
-      <w:proofErr w:type="spellEnd"/>
-      <w:r>
-        <w:rPr>
-          <w:rFonts w:ascii="Times New Roman" w:hAnsi="Times New Roman" w:cs="Times New Roman"/>
-        </w:rPr>
-        <w:t xml:space="preserve">) вшит сертификат Национального удостоверяющего центра </w:t>
-      </w:r>
-      <w:proofErr w:type="spellStart"/>
-      <w:r>
-        <w:rPr>
-          <w:rFonts w:ascii="Times New Roman" w:hAnsi="Times New Roman" w:cs="Times New Roman"/>
-        </w:rPr>
-        <w:t>Минцифры</w:t>
-      </w:r>
-      <w:proofErr w:type="spellEnd"/>
-      <w:r>
-        <w:rPr>
-          <w:rFonts w:ascii="Times New Roman" w:hAnsi="Times New Roman" w:cs="Times New Roman"/>
-        </w:rPr>
-        <w:t xml:space="preserve"> РФ (russian_trusted_root_ca.crt). Это гарантирует надежное TLS/SSL-шифрование (защиту от MITM-атак) при обмене данными с отечественными провайдерами (</w:t>
-      </w:r>
-      <w:proofErr w:type="spellStart"/>
-      <w:r>
-        <w:rPr>
-          <w:rFonts w:ascii="Times New Roman" w:hAnsi="Times New Roman" w:cs="Times New Roman"/>
-        </w:rPr>
-        <w:t>GigaChat</w:t>
-      </w:r>
-      <w:proofErr w:type="spellEnd"/>
-      <w:r>
-        <w:rPr>
-          <w:rFonts w:ascii="Times New Roman" w:hAnsi="Times New Roman" w:cs="Times New Roman"/>
-        </w:rPr>
-        <w:t>/Сбер), обеспечивая соответствие требованиям ФСТЭК.</w:t>
+        <w:t xml:space="preserve"> дл</w:t>
+      </w:r>
+      <w:r>
+        <w:rPr>
+          <w:rFonts w:ascii="Times New Roman" w:hAnsi="Times New Roman" w:cs="Times New Roman"/>
+        </w:rPr>
+        <w:t>я безопасной работы с отечественными ИИ-провайдерами (например, GigaChat от Сбера) требуется наличие корневого сертификата Минцифры РФ. В нашем проекте этот сертификат (russian_trusted_root_ca.crt) уже вшит в ядро системы на уровне Docker-образа. Это гарантирует надежное TLS/SSL-шифрование и работу без ошибок безопасности. Важно: автоматическая поддержка сертификата работает только при запуске проекта через Docker-контейнер. При локальном запуске (без Docker) пользователю потребуется устанавливать сертификат в ОС вручную.</w:t>
       </w:r>
     </w:p>
     <w:p>
@@ -475,57 +349,7 @@
         <w:rPr>
           <w:rFonts w:ascii="Times New Roman" w:hAnsi="Times New Roman" w:cs="Times New Roman"/>
         </w:rPr>
-        <w:t xml:space="preserve"> API-ключи хранятся в изолированном конфигурационном файле (</w:t>
-      </w:r>
-      <w:proofErr w:type="spellStart"/>
-      <w:r>
-        <w:rPr>
-          <w:rFonts w:ascii="Times New Roman" w:hAnsi="Times New Roman" w:cs="Times New Roman"/>
-        </w:rPr>
-        <w:t>llm_</w:t>
-      </w:r>
-      <w:proofErr w:type="gramStart"/>
-      <w:r>
-        <w:rPr>
-          <w:rFonts w:ascii="Times New Roman" w:hAnsi="Times New Roman" w:cs="Times New Roman"/>
-        </w:rPr>
-        <w:t>providers.json</w:t>
-      </w:r>
-      <w:proofErr w:type="spellEnd"/>
-      <w:proofErr w:type="gramEnd"/>
-      <w:r>
-        <w:rPr>
-          <w:rFonts w:ascii="Times New Roman" w:hAnsi="Times New Roman" w:cs="Times New Roman"/>
-        </w:rPr>
-        <w:t>), защищенном правами доступа Unix (</w:t>
-      </w:r>
-      <w:proofErr w:type="spellStart"/>
-      <w:r>
-        <w:rPr>
-          <w:rFonts w:ascii="Times New Roman" w:hAnsi="Times New Roman" w:cs="Times New Roman"/>
-        </w:rPr>
-        <w:t>chown</w:t>
-      </w:r>
-      <w:proofErr w:type="spellEnd"/>
-      <w:r>
-        <w:rPr>
-          <w:rFonts w:ascii="Times New Roman" w:hAnsi="Times New Roman" w:cs="Times New Roman"/>
-        </w:rPr>
-        <w:t xml:space="preserve"> </w:t>
-      </w:r>
-      <w:proofErr w:type="spellStart"/>
-      <w:r>
-        <w:rPr>
-          <w:rFonts w:ascii="Times New Roman" w:hAnsi="Times New Roman" w:cs="Times New Roman"/>
-        </w:rPr>
-        <w:t>app:app</w:t>
-      </w:r>
-      <w:proofErr w:type="spellEnd"/>
-      <w:r>
-        <w:rPr>
-          <w:rFonts w:ascii="Times New Roman" w:hAnsi="Times New Roman" w:cs="Times New Roman"/>
-        </w:rPr>
-        <w:t>) внутри контейнера.</w:t>
+        <w:t xml:space="preserve"> API-ключи хранятся в изолированном конфигурационном файле (llm_providers.json), защищенном правами доступа Unix (chown app:app) внутри контейнера.</w:t>
       </w:r>
     </w:p>
     <w:p>
@@ -550,51 +374,24 @@
         <w:rPr>
           <w:rFonts w:ascii="Times New Roman" w:hAnsi="Times New Roman" w:cs="Times New Roman"/>
         </w:rPr>
-        <w:t xml:space="preserve"> Встроенный алгоритм балансировки нагрузки автоматически разбивает массивные датасеты (более 40 вопросов) на блоки, генерирует промежуточные выводы, а затем компилирует финальный отчет. Это предотвращает переполнение контекстного окна (</w:t>
-      </w:r>
-      <w:proofErr w:type="spellStart"/>
-      <w:r>
-        <w:rPr>
-          <w:rFonts w:ascii="Times New Roman" w:hAnsi="Times New Roman" w:cs="Times New Roman"/>
-        </w:rPr>
-        <w:t>Context</w:t>
-      </w:r>
-      <w:proofErr w:type="spellEnd"/>
-      <w:r>
-        <w:rPr>
-          <w:rFonts w:ascii="Times New Roman" w:hAnsi="Times New Roman" w:cs="Times New Roman"/>
-        </w:rPr>
-        <w:t xml:space="preserve"> </w:t>
-      </w:r>
-      <w:proofErr w:type="spellStart"/>
-      <w:r>
-        <w:rPr>
-          <w:rFonts w:ascii="Times New Roman" w:hAnsi="Times New Roman" w:cs="Times New Roman"/>
-        </w:rPr>
-        <w:t>Overflow</w:t>
-      </w:r>
-      <w:proofErr w:type="spellEnd"/>
-      <w:r>
-        <w:rPr>
-          <w:rFonts w:ascii="Times New Roman" w:hAnsi="Times New Roman" w:cs="Times New Roman"/>
-        </w:rPr>
-        <w:t>) и экономит платные токены.</w:t>
-      </w:r>
-    </w:p>
-    <w:p>
-      <w:pPr>
-        <w:rPr>
-          <w:rFonts w:ascii="Times New Roman" w:hAnsi="Times New Roman" w:cs="Times New Roman"/>
-          <w:b/>
-          <w:bCs/>
-        </w:rPr>
-      </w:pPr>
-      <w:r>
-        <w:rPr>
-          <w:rFonts w:ascii="Times New Roman" w:hAnsi="Times New Roman" w:cs="Times New Roman"/>
-          <w:b/>
-          <w:bCs/>
-        </w:rPr>
+        <w:t xml:space="preserve"> Встроенный алгоритм балансировки нагрузки автоматически разбивает массивные датасеты (более 40 вопросов) на блоки, генерирует промежуточные выводы, а затем компилирует финальный отчет. Это предотвращает переполнение контекстного окна (Context Overflow) и экономит платные токены.</w:t>
+      </w:r>
+    </w:p>
+    <w:p>
+      <w:pPr>
+        <w:rPr>
+          <w:rFonts w:ascii="Times New Roman" w:hAnsi="Times New Roman" w:cs="Times New Roman"/>
+          <w:b/>
+          <w:bCs/>
+        </w:rPr>
+      </w:pPr>
+      <w:r>
+        <w:rPr>
+          <w:rFonts w:ascii="Times New Roman" w:hAnsi="Times New Roman" w:cs="Times New Roman"/>
+          <w:b/>
+          <w:bCs/>
+        </w:rPr>
+        <w:lastRenderedPageBreak/>
         <w:t xml:space="preserve">2. Архитектура системы </w:t>
       </w:r>
     </w:p>
@@ -640,7 +437,6 @@
           <w:bCs/>
           <w:lang w:val="en-US"/>
         </w:rPr>
-        <w:lastRenderedPageBreak/>
         <w:t>Frontend / Backend:</w:t>
       </w:r>
       <w:r>
@@ -679,21 +475,7 @@
         <w:rPr>
           <w:rFonts w:ascii="Times New Roman" w:hAnsi="Times New Roman" w:cs="Times New Roman"/>
         </w:rPr>
-        <w:t xml:space="preserve"> Изолированный сервер </w:t>
-      </w:r>
-      <w:proofErr w:type="spellStart"/>
-      <w:r>
-        <w:rPr>
-          <w:rFonts w:ascii="Times New Roman" w:hAnsi="Times New Roman" w:cs="Times New Roman"/>
-        </w:rPr>
-        <w:t>Ollama</w:t>
-      </w:r>
-      <w:proofErr w:type="spellEnd"/>
-      <w:r>
-        <w:rPr>
-          <w:rFonts w:ascii="Times New Roman" w:hAnsi="Times New Roman" w:cs="Times New Roman"/>
-        </w:rPr>
-        <w:t>, предоставляющий REST API совместимое с OpenAI для взаимодействия с локальными моделями.</w:t>
+        <w:t xml:space="preserve"> Изолированный сервер Ollama, предоставляющий REST API совместимое с OpenAI для взаимодействия с локальными моделями.</w:t>
       </w:r>
     </w:p>
     <w:p>
@@ -718,64 +500,24 @@
         <w:rPr>
           <w:rFonts w:ascii="Times New Roman" w:hAnsi="Times New Roman" w:cs="Times New Roman"/>
         </w:rPr>
-        <w:t xml:space="preserve"> Динамический JSON-файл </w:t>
-      </w:r>
-      <w:proofErr w:type="spellStart"/>
-      <w:r>
-        <w:rPr>
-          <w:rFonts w:ascii="Times New Roman" w:hAnsi="Times New Roman" w:cs="Times New Roman"/>
-        </w:rPr>
-        <w:t>llm_</w:t>
-      </w:r>
-      <w:proofErr w:type="gramStart"/>
-      <w:r>
-        <w:rPr>
-          <w:rFonts w:ascii="Times New Roman" w:hAnsi="Times New Roman" w:cs="Times New Roman"/>
-        </w:rPr>
-        <w:t>providers.json</w:t>
-      </w:r>
-      <w:proofErr w:type="spellEnd"/>
-      <w:proofErr w:type="gramEnd"/>
-      <w:r>
-        <w:rPr>
-          <w:rFonts w:ascii="Times New Roman" w:hAnsi="Times New Roman" w:cs="Times New Roman"/>
-        </w:rPr>
-        <w:t>.</w:t>
-      </w:r>
-    </w:p>
-    <w:p>
-      <w:pPr>
-        <w:rPr>
-          <w:rFonts w:ascii="Times New Roman" w:hAnsi="Times New Roman" w:cs="Times New Roman"/>
-          <w:b/>
-          <w:bCs/>
-        </w:rPr>
-      </w:pPr>
-      <w:r>
-        <w:rPr>
-          <w:rFonts w:ascii="Times New Roman" w:hAnsi="Times New Roman" w:cs="Times New Roman"/>
-          <w:b/>
-          <w:bCs/>
-        </w:rPr>
-        <w:t xml:space="preserve">3. Технологический стек (Tech </w:t>
-      </w:r>
-      <w:proofErr w:type="spellStart"/>
-      <w:r>
-        <w:rPr>
-          <w:rFonts w:ascii="Times New Roman" w:hAnsi="Times New Roman" w:cs="Times New Roman"/>
-          <w:b/>
-          <w:bCs/>
-        </w:rPr>
-        <w:t>Stack</w:t>
-      </w:r>
-      <w:proofErr w:type="spellEnd"/>
-      <w:r>
-        <w:rPr>
-          <w:rFonts w:ascii="Times New Roman" w:hAnsi="Times New Roman" w:cs="Times New Roman"/>
-          <w:b/>
-          <w:bCs/>
-        </w:rPr>
-        <w:t>)</w:t>
+        <w:t xml:space="preserve"> Динамический JSON-файл llm_providers.json.</w:t>
+      </w:r>
+    </w:p>
+    <w:p>
+      <w:pPr>
+        <w:rPr>
+          <w:rFonts w:ascii="Times New Roman" w:hAnsi="Times New Roman" w:cs="Times New Roman"/>
+          <w:b/>
+          <w:bCs/>
+        </w:rPr>
+      </w:pPr>
+      <w:r>
+        <w:rPr>
+          <w:rFonts w:ascii="Times New Roman" w:hAnsi="Times New Roman" w:cs="Times New Roman"/>
+          <w:b/>
+          <w:bCs/>
+        </w:rPr>
+        <w:t>3. Технологический стек (Tech Stack)</w:t>
       </w:r>
     </w:p>
     <w:p>
@@ -834,58 +576,8 @@
         <w:rPr>
           <w:rFonts w:ascii="Times New Roman" w:hAnsi="Times New Roman" w:cs="Times New Roman"/>
         </w:rPr>
-        <w:t xml:space="preserve">Контейнеризация и </w:t>
-      </w:r>
-      <w:proofErr w:type="spellStart"/>
-      <w:r>
-        <w:rPr>
-          <w:rFonts w:ascii="Times New Roman" w:hAnsi="Times New Roman" w:cs="Times New Roman"/>
-        </w:rPr>
-        <w:t>Оркестрация</w:t>
-      </w:r>
-      <w:proofErr w:type="spellEnd"/>
-      <w:r>
-        <w:rPr>
-          <w:rFonts w:ascii="Times New Roman" w:hAnsi="Times New Roman" w:cs="Times New Roman"/>
-        </w:rPr>
-        <w:t xml:space="preserve">: </w:t>
-      </w:r>
-      <w:proofErr w:type="spellStart"/>
-      <w:r>
-        <w:rPr>
-          <w:rFonts w:ascii="Times New Roman" w:hAnsi="Times New Roman" w:cs="Times New Roman"/>
-        </w:rPr>
-        <w:t>Docker</w:t>
-      </w:r>
-      <w:proofErr w:type="spellEnd"/>
-      <w:r>
-        <w:rPr>
-          <w:rFonts w:ascii="Times New Roman" w:hAnsi="Times New Roman" w:cs="Times New Roman"/>
-        </w:rPr>
-        <w:t xml:space="preserve">, </w:t>
-      </w:r>
-      <w:proofErr w:type="spellStart"/>
-      <w:r>
-        <w:rPr>
-          <w:rFonts w:ascii="Times New Roman" w:hAnsi="Times New Roman" w:cs="Times New Roman"/>
-        </w:rPr>
-        <w:t>Docker</w:t>
-      </w:r>
-      <w:proofErr w:type="spellEnd"/>
-      <w:r>
-        <w:rPr>
-          <w:rFonts w:ascii="Times New Roman" w:hAnsi="Times New Roman" w:cs="Times New Roman"/>
-        </w:rPr>
-        <w:t xml:space="preserve"> </w:t>
-      </w:r>
-      <w:proofErr w:type="spellStart"/>
-      <w:r>
-        <w:rPr>
-          <w:rFonts w:ascii="Times New Roman" w:hAnsi="Times New Roman" w:cs="Times New Roman"/>
-        </w:rPr>
-        <w:t>Compose</w:t>
-      </w:r>
-      <w:proofErr w:type="spellEnd"/>
+        <w:t>Контейнеризация и Оркестрация: Docker, Docker Compose</w:t>
+      </w:r>
     </w:p>
     <w:p>
       <w:pPr>
@@ -901,49 +593,7 @@
         <w:rPr>
           <w:rFonts w:ascii="Times New Roman" w:hAnsi="Times New Roman" w:cs="Times New Roman"/>
         </w:rPr>
-        <w:t xml:space="preserve">Библиотеки: </w:t>
-      </w:r>
-      <w:proofErr w:type="spellStart"/>
-      <w:r>
-        <w:rPr>
-          <w:rFonts w:ascii="Times New Roman" w:hAnsi="Times New Roman" w:cs="Times New Roman"/>
-        </w:rPr>
-        <w:t>ExcelDataReader</w:t>
-      </w:r>
-      <w:proofErr w:type="spellEnd"/>
-      <w:r>
-        <w:rPr>
-          <w:rFonts w:ascii="Times New Roman" w:hAnsi="Times New Roman" w:cs="Times New Roman"/>
-        </w:rPr>
-        <w:t xml:space="preserve"> (для работы с бинарными форматами .</w:t>
-      </w:r>
-      <w:proofErr w:type="spellStart"/>
-      <w:r>
-        <w:rPr>
-          <w:rFonts w:ascii="Times New Roman" w:hAnsi="Times New Roman" w:cs="Times New Roman"/>
-        </w:rPr>
-        <w:t>xlsx</w:t>
-      </w:r>
-      <w:proofErr w:type="spellEnd"/>
-      <w:r>
-        <w:rPr>
-          <w:rFonts w:ascii="Times New Roman" w:hAnsi="Times New Roman" w:cs="Times New Roman"/>
-        </w:rPr>
-        <w:t xml:space="preserve">), </w:t>
-      </w:r>
-      <w:proofErr w:type="spellStart"/>
-      <w:r>
-        <w:rPr>
-          <w:rFonts w:ascii="Times New Roman" w:hAnsi="Times New Roman" w:cs="Times New Roman"/>
-        </w:rPr>
-        <w:t>System.Text.Json</w:t>
-      </w:r>
-      <w:proofErr w:type="spellEnd"/>
-      <w:r>
-        <w:rPr>
-          <w:rFonts w:ascii="Times New Roman" w:hAnsi="Times New Roman" w:cs="Times New Roman"/>
-        </w:rPr>
-        <w:t>.</w:t>
+        <w:t>Библиотеки: ExcelDataReader (для работы с бинарными форматами .xlsx), System.Text.Json.</w:t>
       </w:r>
     </w:p>
     <w:p>
@@ -1021,43 +671,7 @@
           <w:b/>
           <w:bCs/>
         </w:rPr>
-        <w:t>Вариант А: Использование внешних API (</w:t>
-      </w:r>
-      <w:proofErr w:type="spellStart"/>
-      <w:r>
-        <w:rPr>
-          <w:rFonts w:ascii="Times New Roman" w:hAnsi="Times New Roman" w:cs="Times New Roman"/>
-          <w:b/>
-          <w:bCs/>
-        </w:rPr>
-        <w:t>Groq</w:t>
-      </w:r>
-      <w:proofErr w:type="spellEnd"/>
-      <w:r>
-        <w:rPr>
-          <w:rFonts w:ascii="Times New Roman" w:hAnsi="Times New Roman" w:cs="Times New Roman"/>
-          <w:b/>
-          <w:bCs/>
-        </w:rPr>
-        <w:t xml:space="preserve">, </w:t>
-      </w:r>
-      <w:proofErr w:type="spellStart"/>
-      <w:r>
-        <w:rPr>
-          <w:rFonts w:ascii="Times New Roman" w:hAnsi="Times New Roman" w:cs="Times New Roman"/>
-          <w:b/>
-          <w:bCs/>
-        </w:rPr>
-        <w:t>GigaChat</w:t>
-      </w:r>
-      <w:proofErr w:type="spellEnd"/>
-      <w:r>
-        <w:rPr>
-          <w:rFonts w:ascii="Times New Roman" w:hAnsi="Times New Roman" w:cs="Times New Roman"/>
-          <w:b/>
-          <w:bCs/>
-        </w:rPr>
-        <w:t>, OpenAI)</w:t>
+        <w:t>Вариант А: Использование внешних API (Groq, GigaChat, OpenAI)</w:t>
       </w:r>
     </w:p>
     <w:p>
@@ -1160,43 +774,7 @@
           <w:b/>
           <w:bCs/>
         </w:rPr>
-        <w:t>Вариант Б: Использование локальной нейросети (</w:t>
-      </w:r>
-      <w:proofErr w:type="spellStart"/>
-      <w:r>
-        <w:rPr>
-          <w:rFonts w:ascii="Times New Roman" w:hAnsi="Times New Roman" w:cs="Times New Roman"/>
-          <w:b/>
-          <w:bCs/>
-        </w:rPr>
-        <w:t>Ollama</w:t>
-      </w:r>
-      <w:proofErr w:type="spellEnd"/>
-      <w:r>
-        <w:rPr>
-          <w:rFonts w:ascii="Times New Roman" w:hAnsi="Times New Roman" w:cs="Times New Roman"/>
-          <w:b/>
-          <w:bCs/>
-        </w:rPr>
-        <w:t xml:space="preserve"> + </w:t>
-      </w:r>
-      <w:proofErr w:type="spellStart"/>
-      <w:r>
-        <w:rPr>
-          <w:rFonts w:ascii="Times New Roman" w:hAnsi="Times New Roman" w:cs="Times New Roman"/>
-          <w:b/>
-          <w:bCs/>
-        </w:rPr>
-        <w:t>Llama</w:t>
-      </w:r>
-      <w:proofErr w:type="spellEnd"/>
-      <w:r>
-        <w:rPr>
-          <w:rFonts w:ascii="Times New Roman" w:hAnsi="Times New Roman" w:cs="Times New Roman"/>
-          <w:b/>
-          <w:bCs/>
-        </w:rPr>
-        <w:t xml:space="preserve"> 3 8B)</w:t>
+        <w:t>Вариант Б: Использование локальной нейросети (Ollama + Llama 3 8B)</w:t>
       </w:r>
     </w:p>
     <w:p>
@@ -1234,21 +812,7 @@
         <w:rPr>
           <w:rFonts w:ascii="Times New Roman" w:hAnsi="Times New Roman" w:cs="Times New Roman"/>
         </w:rPr>
-        <w:t xml:space="preserve"> Уровня AMD </w:t>
-      </w:r>
-      <w:proofErr w:type="spellStart"/>
-      <w:r>
-        <w:rPr>
-          <w:rFonts w:ascii="Times New Roman" w:hAnsi="Times New Roman" w:cs="Times New Roman"/>
-        </w:rPr>
-        <w:t>Ryzen</w:t>
-      </w:r>
-      <w:proofErr w:type="spellEnd"/>
-      <w:r>
-        <w:rPr>
-          <w:rFonts w:ascii="Times New Roman" w:hAnsi="Times New Roman" w:cs="Times New Roman"/>
-        </w:rPr>
-        <w:t xml:space="preserve"> 5 3600 / Intel Core i5 10-го поколения или выше.</w:t>
+        <w:t xml:space="preserve"> Уровня AMD Ryzen 5 3600 / Intel Core i5 10-го поколения или выше.</w:t>
       </w:r>
     </w:p>
     <w:p>
@@ -1267,43 +831,13 @@
           <w:b/>
           <w:bCs/>
         </w:rPr>
-        <w:t>Видеокарта (GPU)</w:t>
-      </w:r>
-      <w:proofErr w:type="gramStart"/>
-      <w:r>
-        <w:rPr>
-          <w:rFonts w:ascii="Times New Roman" w:hAnsi="Times New Roman" w:cs="Times New Roman"/>
-          <w:b/>
-          <w:bCs/>
-        </w:rPr>
-        <w:t>:</w:t>
-      </w:r>
-      <w:r>
-        <w:rPr>
-          <w:rFonts w:ascii="Times New Roman" w:hAnsi="Times New Roman" w:cs="Times New Roman"/>
-        </w:rPr>
-        <w:t xml:space="preserve"> От</w:t>
-      </w:r>
-      <w:proofErr w:type="gramEnd"/>
-      <w:r>
-        <w:rPr>
-          <w:rFonts w:ascii="Times New Roman" w:hAnsi="Times New Roman" w:cs="Times New Roman"/>
-        </w:rPr>
-        <w:t xml:space="preserve"> NVIDIA GTX 1660 </w:t>
-      </w:r>
-      <w:proofErr w:type="spellStart"/>
-      <w:r>
-        <w:rPr>
-          <w:rFonts w:ascii="Times New Roman" w:hAnsi="Times New Roman" w:cs="Times New Roman"/>
-        </w:rPr>
-        <w:t>Ti</w:t>
-      </w:r>
-      <w:proofErr w:type="spellEnd"/>
-      <w:r>
-        <w:rPr>
-          <w:rFonts w:ascii="Times New Roman" w:hAnsi="Times New Roman" w:cs="Times New Roman"/>
-        </w:rPr>
-        <w:t xml:space="preserve"> (строгий минимум 6 ГБ видеопамяти) для аппаратного ускорения генерации токенов (CUDA).</w:t>
+        <w:t>Видеокарта (GPU):</w:t>
+      </w:r>
+      <w:r>
+        <w:rPr>
+          <w:rFonts w:ascii="Times New Roman" w:hAnsi="Times New Roman" w:cs="Times New Roman"/>
+        </w:rPr>
+        <w:t xml:space="preserve"> От NVIDIA GTX 1660 Ti (строгий минимум 6 ГБ видеопамяти) для аппаратного ускорения генерации токенов (CUDA).</w:t>
       </w:r>
     </w:p>
     <w:p>
@@ -1353,37 +887,24 @@
         <w:rPr>
           <w:rFonts w:ascii="Times New Roman" w:hAnsi="Times New Roman" w:cs="Times New Roman"/>
         </w:rPr>
-        <w:t xml:space="preserve"> SSD-накопитель, минимум 10 ГБ свободного места (3 ГБ под базовый образ оркестратора + 4.7 ГБ под веса модели </w:t>
-      </w:r>
-      <w:proofErr w:type="spellStart"/>
-      <w:r>
-        <w:rPr>
-          <w:rFonts w:ascii="Times New Roman" w:hAnsi="Times New Roman" w:cs="Times New Roman"/>
-        </w:rPr>
-        <w:t>Llama</w:t>
-      </w:r>
-      <w:proofErr w:type="spellEnd"/>
-      <w:r>
-        <w:rPr>
-          <w:rFonts w:ascii="Times New Roman" w:hAnsi="Times New Roman" w:cs="Times New Roman"/>
-        </w:rPr>
-        <w:t xml:space="preserve"> 3).</w:t>
-      </w:r>
-    </w:p>
-    <w:p>
-      <w:pPr>
-        <w:rPr>
-          <w:rFonts w:ascii="Times New Roman" w:hAnsi="Times New Roman" w:cs="Times New Roman"/>
-          <w:b/>
-          <w:bCs/>
-        </w:rPr>
-      </w:pPr>
-      <w:r>
-        <w:rPr>
-          <w:rFonts w:ascii="Times New Roman" w:hAnsi="Times New Roman" w:cs="Times New Roman"/>
-          <w:b/>
-          <w:bCs/>
-        </w:rPr>
+        <w:t xml:space="preserve"> SSD-накопитель, минимум 10 ГБ свободного места (3 ГБ под базовый образ оркестратора + 4.7 ГБ под веса модели Llama 3).</w:t>
+      </w:r>
+    </w:p>
+    <w:p>
+      <w:pPr>
+        <w:rPr>
+          <w:rFonts w:ascii="Times New Roman" w:hAnsi="Times New Roman" w:cs="Times New Roman"/>
+          <w:b/>
+          <w:bCs/>
+        </w:rPr>
+      </w:pPr>
+      <w:r>
+        <w:rPr>
+          <w:rFonts w:ascii="Times New Roman" w:hAnsi="Times New Roman" w:cs="Times New Roman"/>
+          <w:b/>
+          <w:bCs/>
+        </w:rPr>
+        <w:lastRenderedPageBreak/>
         <w:t>5</w:t>
       </w:r>
       <w:r>
@@ -1405,89 +926,24 @@
         <w:rPr>
           <w:rFonts w:ascii="Times New Roman" w:hAnsi="Times New Roman" w:cs="Times New Roman"/>
         </w:rPr>
-        <w:lastRenderedPageBreak/>
-        <w:t xml:space="preserve">Управление подключенными нейросетями физически хранится в файле </w:t>
-      </w:r>
-      <w:proofErr w:type="spellStart"/>
-      <w:r>
-        <w:rPr>
-          <w:rFonts w:ascii="Times New Roman" w:hAnsi="Times New Roman" w:cs="Times New Roman"/>
-        </w:rPr>
-        <w:t>AIAnalyzer</w:t>
-      </w:r>
-      <w:proofErr w:type="spellEnd"/>
-      <w:r>
-        <w:rPr>
-          <w:rFonts w:ascii="Times New Roman" w:hAnsi="Times New Roman" w:cs="Times New Roman"/>
-        </w:rPr>
-        <w:t>/</w:t>
-      </w:r>
-      <w:proofErr w:type="spellStart"/>
-      <w:r>
-        <w:rPr>
-          <w:rFonts w:ascii="Times New Roman" w:hAnsi="Times New Roman" w:cs="Times New Roman"/>
-        </w:rPr>
-        <w:t>llm_providers.json</w:t>
-      </w:r>
-      <w:proofErr w:type="spellEnd"/>
-      <w:r>
-        <w:rPr>
-          <w:rFonts w:ascii="Times New Roman" w:hAnsi="Times New Roman" w:cs="Times New Roman"/>
-        </w:rPr>
-        <w:t>. Администратор может выбрать один из двух способов развертывания проекта:</w:t>
-      </w:r>
-    </w:p>
-    <w:p>
-      <w:pPr>
-        <w:rPr>
-          <w:rFonts w:ascii="Times New Roman" w:hAnsi="Times New Roman" w:cs="Times New Roman"/>
-          <w:b/>
-          <w:bCs/>
-        </w:rPr>
-      </w:pPr>
-      <w:r>
-        <w:rPr>
-          <w:rFonts w:ascii="Times New Roman" w:hAnsi="Times New Roman" w:cs="Times New Roman"/>
-          <w:b/>
-          <w:bCs/>
-        </w:rPr>
-        <w:t xml:space="preserve">Способ 1. Развертывание через </w:t>
-      </w:r>
-      <w:proofErr w:type="spellStart"/>
-      <w:r>
-        <w:rPr>
-          <w:rFonts w:ascii="Times New Roman" w:hAnsi="Times New Roman" w:cs="Times New Roman"/>
-          <w:b/>
-          <w:bCs/>
-        </w:rPr>
-        <w:t>Docker</w:t>
-      </w:r>
-      <w:proofErr w:type="spellEnd"/>
-      <w:r>
-        <w:rPr>
-          <w:rFonts w:ascii="Times New Roman" w:hAnsi="Times New Roman" w:cs="Times New Roman"/>
-          <w:b/>
-          <w:bCs/>
-        </w:rPr>
-        <w:t xml:space="preserve"> </w:t>
-      </w:r>
-      <w:proofErr w:type="spellStart"/>
-      <w:r>
-        <w:rPr>
-          <w:rFonts w:ascii="Times New Roman" w:hAnsi="Times New Roman" w:cs="Times New Roman"/>
-          <w:b/>
-          <w:bCs/>
-        </w:rPr>
-        <w:t>Compose</w:t>
-      </w:r>
-      <w:proofErr w:type="spellEnd"/>
-      <w:r>
-        <w:rPr>
-          <w:rFonts w:ascii="Times New Roman" w:hAnsi="Times New Roman" w:cs="Times New Roman"/>
-          <w:b/>
-          <w:bCs/>
-        </w:rPr>
-        <w:t xml:space="preserve"> (Рекомендуемый)</w:t>
+        <w:t>Управление подключенными нейросетями физически хранится в файле AIAnalyzer/llm_providers.json. Администратор может выбрать один из двух способов развертывания проекта:</w:t>
+      </w:r>
+    </w:p>
+    <w:p>
+      <w:pPr>
+        <w:rPr>
+          <w:rFonts w:ascii="Times New Roman" w:hAnsi="Times New Roman" w:cs="Times New Roman"/>
+          <w:b/>
+          <w:bCs/>
+        </w:rPr>
+      </w:pPr>
+      <w:r>
+        <w:rPr>
+          <w:rFonts w:ascii="Times New Roman" w:hAnsi="Times New Roman" w:cs="Times New Roman"/>
+          <w:b/>
+          <w:bCs/>
+        </w:rPr>
+        <w:t>Способ 1. Развертывание через Docker Compose (Рекомендуемый)</w:t>
       </w:r>
     </w:p>
     <w:p>
@@ -1517,21 +973,7 @@
         <w:rPr>
           <w:rFonts w:ascii="Times New Roman" w:hAnsi="Times New Roman" w:cs="Times New Roman"/>
         </w:rPr>
-        <w:t xml:space="preserve">Убедитесь, что установлен </w:t>
-      </w:r>
-      <w:proofErr w:type="spellStart"/>
-      <w:r>
-        <w:rPr>
-          <w:rFonts w:ascii="Times New Roman" w:hAnsi="Times New Roman" w:cs="Times New Roman"/>
-        </w:rPr>
-        <w:t>Docker</w:t>
-      </w:r>
-      <w:proofErr w:type="spellEnd"/>
-      <w:r>
-        <w:rPr>
-          <w:rFonts w:ascii="Times New Roman" w:hAnsi="Times New Roman" w:cs="Times New Roman"/>
-        </w:rPr>
-        <w:t xml:space="preserve"> Desktop и порты 8080 и 11434 свободны.</w:t>
+        <w:t>Убедитесь, что установлен Docker Desktop и порты 8080 и 11434 свободны.</w:t>
       </w:r>
     </w:p>
     <w:p>
@@ -1544,19 +986,11 @@
           <w:rFonts w:ascii="Times New Roman" w:hAnsi="Times New Roman" w:cs="Times New Roman"/>
         </w:rPr>
       </w:pPr>
-      <w:proofErr w:type="spellStart"/>
-      <w:r>
-        <w:rPr>
-          <w:rFonts w:ascii="Times New Roman" w:hAnsi="Times New Roman" w:cs="Times New Roman"/>
-        </w:rPr>
-        <w:t>Склонируйте</w:t>
-      </w:r>
-      <w:proofErr w:type="spellEnd"/>
-      <w:r>
-        <w:rPr>
-          <w:rFonts w:ascii="Times New Roman" w:hAnsi="Times New Roman" w:cs="Times New Roman"/>
-        </w:rPr>
-        <w:t xml:space="preserve"> репозиторий с </w:t>
+      <w:r>
+        <w:rPr>
+          <w:rFonts w:ascii="Times New Roman" w:hAnsi="Times New Roman" w:cs="Times New Roman"/>
+        </w:rPr>
+        <w:t xml:space="preserve">Склонируйте репозиторий с </w:t>
       </w:r>
       <w:r>
         <w:rPr>
@@ -1608,9 +1042,25 @@
           <w:rFonts w:ascii="Times New Roman" w:hAnsi="Times New Roman" w:cs="Times New Roman"/>
           <w:b/>
           <w:bCs/>
+        </w:rPr>
+      </w:pPr>
+      <w:r>
+        <w:rPr>
+          <w:rFonts w:ascii="Times New Roman" w:hAnsi="Times New Roman" w:cs="Times New Roman"/>
+          <w:b/>
+          <w:bCs/>
           <w:lang w:val="en-US"/>
         </w:rPr>
-      </w:pPr>
+        <w:t>docker</w:t>
+      </w:r>
+      <w:r>
+        <w:rPr>
+          <w:rFonts w:ascii="Times New Roman" w:hAnsi="Times New Roman" w:cs="Times New Roman"/>
+          <w:b/>
+          <w:bCs/>
+        </w:rPr>
+        <w:t>-</w:t>
+      </w:r>
       <w:r>
         <w:rPr>
           <w:rFonts w:ascii="Times New Roman" w:hAnsi="Times New Roman" w:cs="Times New Roman"/>
@@ -1618,7 +1068,15 @@
           <w:bCs/>
           <w:lang w:val="en-US"/>
         </w:rPr>
-        <w:t xml:space="preserve">docker-compose up -d </w:t>
+        <w:t>compose</w:t>
+      </w:r>
+      <w:r>
+        <w:rPr>
+          <w:rFonts w:ascii="Times New Roman" w:hAnsi="Times New Roman" w:cs="Times New Roman"/>
+          <w:b/>
+          <w:bCs/>
+        </w:rPr>
+        <w:t xml:space="preserve"> </w:t>
       </w:r>
       <w:r>
         <w:rPr>
@@ -1627,7 +1085,15 @@
           <w:bCs/>
           <w:lang w:val="en-US"/>
         </w:rPr>
-        <w:t>–</w:t>
+        <w:t>up</w:t>
+      </w:r>
+      <w:r>
+        <w:rPr>
+          <w:rFonts w:ascii="Times New Roman" w:hAnsi="Times New Roman" w:cs="Times New Roman"/>
+          <w:b/>
+          <w:bCs/>
+        </w:rPr>
+        <w:t xml:space="preserve"> -</w:t>
       </w:r>
       <w:r>
         <w:rPr>
@@ -1636,6 +1102,31 @@
           <w:bCs/>
           <w:lang w:val="en-US"/>
         </w:rPr>
+        <w:t>d</w:t>
+      </w:r>
+      <w:r>
+        <w:rPr>
+          <w:rFonts w:ascii="Times New Roman" w:hAnsi="Times New Roman" w:cs="Times New Roman"/>
+          <w:b/>
+          <w:bCs/>
+        </w:rPr>
+        <w:t xml:space="preserve"> </w:t>
+      </w:r>
+      <w:r>
+        <w:rPr>
+          <w:rFonts w:ascii="Times New Roman" w:hAnsi="Times New Roman" w:cs="Times New Roman"/>
+          <w:b/>
+          <w:bCs/>
+        </w:rPr>
+        <w:t>--</w:t>
+      </w:r>
+      <w:r>
+        <w:rPr>
+          <w:rFonts w:ascii="Times New Roman" w:hAnsi="Times New Roman" w:cs="Times New Roman"/>
+          <w:b/>
+          <w:bCs/>
+          <w:lang w:val="en-US"/>
+        </w:rPr>
         <w:t>build</w:t>
       </w:r>
     </w:p>
@@ -1649,23 +1140,7 @@
         <w:rPr>
           <w:rFonts w:ascii="Times New Roman" w:hAnsi="Times New Roman" w:cs="Times New Roman"/>
         </w:rPr>
-        <w:t xml:space="preserve">(для </w:t>
-      </w:r>
-      <w:proofErr w:type="spellStart"/>
-      <w:proofErr w:type="gramStart"/>
-      <w:r>
-        <w:rPr>
-          <w:rFonts w:ascii="Times New Roman" w:hAnsi="Times New Roman" w:cs="Times New Roman"/>
-        </w:rPr>
-        <w:t>того,чтобы</w:t>
-      </w:r>
-      <w:proofErr w:type="spellEnd"/>
-      <w:proofErr w:type="gramEnd"/>
-      <w:r>
-        <w:rPr>
-          <w:rFonts w:ascii="Times New Roman" w:hAnsi="Times New Roman" w:cs="Times New Roman"/>
-        </w:rPr>
-        <w:t xml:space="preserve"> убедиться, что Вы в нужной директории, выполните команду </w:t>
+        <w:t xml:space="preserve">(для того,чтобы убедиться, что Вы в нужной директории, выполните команду </w:t>
       </w:r>
       <w:r>
         <w:rPr>
@@ -1678,21 +1153,7 @@
         <w:rPr>
           <w:rFonts w:ascii="Times New Roman" w:hAnsi="Times New Roman" w:cs="Times New Roman"/>
         </w:rPr>
-        <w:t xml:space="preserve"> и найдите файл </w:t>
-      </w:r>
-      <w:proofErr w:type="spellStart"/>
-      <w:r>
-        <w:rPr>
-          <w:rFonts w:ascii="Times New Roman" w:hAnsi="Times New Roman" w:cs="Times New Roman"/>
-        </w:rPr>
-        <w:t>docker-compose.yml</w:t>
-      </w:r>
-      <w:proofErr w:type="spellEnd"/>
-      <w:r>
-        <w:rPr>
-          <w:rFonts w:ascii="Times New Roman" w:hAnsi="Times New Roman" w:cs="Times New Roman"/>
-        </w:rPr>
-        <w:t>. В случае, если Вы не видите этот файл, спуститесь ниже (чаще всего) или выше по проекту)</w:t>
+        <w:t xml:space="preserve"> и найдите файл docker-compose.yml. В случае, если Вы не видите этот файл, спуститесь ниже (чаще всего) или выше по проекту)</w:t>
       </w:r>
     </w:p>
     <w:p>
@@ -1740,19 +1201,26 @@
           <w:bCs/>
           <w:lang w:val="en-US"/>
         </w:rPr>
-        <w:t xml:space="preserve">docker exec -it aianalyzer-ollama-server-1 </w:t>
-      </w:r>
-      <w:proofErr w:type="spellStart"/>
-      <w:r>
+        <w:t>docker exec -it aianalyzer-ollama-server-1 ollama run llama3</w:t>
+      </w:r>
+    </w:p>
+    <w:p>
+      <w:pPr>
         <w:rPr>
           <w:rFonts w:ascii="Times New Roman" w:hAnsi="Times New Roman" w:cs="Times New Roman"/>
           <w:b/>
           <w:bCs/>
           <w:lang w:val="en-US"/>
         </w:rPr>
-        <w:t>ollama</w:t>
-      </w:r>
-      <w:proofErr w:type="spellEnd"/>
+      </w:pPr>
+      <w:r>
+        <w:rPr>
+          <w:rFonts w:ascii="Times New Roman" w:hAnsi="Times New Roman" w:cs="Times New Roman"/>
+          <w:b/>
+          <w:bCs/>
+        </w:rPr>
+        <w:t>Способ</w:t>
+      </w:r>
       <w:r>
         <w:rPr>
           <w:rFonts w:ascii="Times New Roman" w:hAnsi="Times New Roman" w:cs="Times New Roman"/>
@@ -1760,25 +1228,32 @@
           <w:bCs/>
           <w:lang w:val="en-US"/>
         </w:rPr>
-        <w:t xml:space="preserve"> run llama3</w:t>
-      </w:r>
-    </w:p>
-    <w:p>
-      <w:pPr>
+        <w:t xml:space="preserve"> 2. </w:t>
+      </w:r>
+      <w:r>
+        <w:rPr>
+          <w:rFonts w:ascii="Times New Roman" w:hAnsi="Times New Roman" w:cs="Times New Roman"/>
+          <w:b/>
+          <w:bCs/>
+        </w:rPr>
+        <w:t>Локальное</w:t>
+      </w:r>
+      <w:r>
         <w:rPr>
           <w:rFonts w:ascii="Times New Roman" w:hAnsi="Times New Roman" w:cs="Times New Roman"/>
           <w:b/>
           <w:bCs/>
           <w:lang w:val="en-US"/>
         </w:rPr>
-      </w:pPr>
-      <w:r>
-        <w:rPr>
-          <w:rFonts w:ascii="Times New Roman" w:hAnsi="Times New Roman" w:cs="Times New Roman"/>
-          <w:b/>
-          <w:bCs/>
-        </w:rPr>
-        <w:t>Способ</w:t>
+        <w:t xml:space="preserve"> </w:t>
+      </w:r>
+      <w:r>
+        <w:rPr>
+          <w:rFonts w:ascii="Times New Roman" w:hAnsi="Times New Roman" w:cs="Times New Roman"/>
+          <w:b/>
+          <w:bCs/>
+        </w:rPr>
+        <w:t>развертывание</w:t>
       </w:r>
       <w:r>
         <w:rPr>
@@ -1787,88 +1262,20 @@
           <w:bCs/>
           <w:lang w:val="en-US"/>
         </w:rPr>
-        <w:t xml:space="preserve"> 2. </w:t>
-      </w:r>
-      <w:r>
-        <w:rPr>
-          <w:rFonts w:ascii="Times New Roman" w:hAnsi="Times New Roman" w:cs="Times New Roman"/>
-          <w:b/>
-          <w:bCs/>
-        </w:rPr>
-        <w:t>Локальное</w:t>
-      </w:r>
-      <w:r>
-        <w:rPr>
-          <w:rFonts w:ascii="Times New Roman" w:hAnsi="Times New Roman" w:cs="Times New Roman"/>
-          <w:b/>
-          <w:bCs/>
-          <w:lang w:val="en-US"/>
-        </w:rPr>
-        <w:t xml:space="preserve"> </w:t>
-      </w:r>
-      <w:r>
-        <w:rPr>
-          <w:rFonts w:ascii="Times New Roman" w:hAnsi="Times New Roman" w:cs="Times New Roman"/>
-          <w:b/>
-          <w:bCs/>
-        </w:rPr>
-        <w:t>развертывание</w:t>
-      </w:r>
-      <w:r>
-        <w:rPr>
-          <w:rFonts w:ascii="Times New Roman" w:hAnsi="Times New Roman" w:cs="Times New Roman"/>
-          <w:b/>
-          <w:bCs/>
-          <w:lang w:val="en-US"/>
-        </w:rPr>
-        <w:t xml:space="preserve"> (Visual Studio + Native </w:t>
-      </w:r>
-      <w:proofErr w:type="spellStart"/>
-      <w:r>
-        <w:rPr>
-          <w:rFonts w:ascii="Times New Roman" w:hAnsi="Times New Roman" w:cs="Times New Roman"/>
-          <w:b/>
-          <w:bCs/>
-          <w:lang w:val="en-US"/>
-        </w:rPr>
-        <w:t>Ollama</w:t>
-      </w:r>
-      <w:proofErr w:type="spellEnd"/>
-      <w:r>
-        <w:rPr>
-          <w:rFonts w:ascii="Times New Roman" w:hAnsi="Times New Roman" w:cs="Times New Roman"/>
-          <w:b/>
-          <w:bCs/>
-          <w:lang w:val="en-US"/>
-        </w:rPr>
-        <w:t>)</w:t>
-      </w:r>
-    </w:p>
-    <w:p>
-      <w:pPr>
-        <w:rPr>
-          <w:rFonts w:ascii="Times New Roman" w:hAnsi="Times New Roman" w:cs="Times New Roman"/>
-        </w:rPr>
-      </w:pPr>
-      <w:r>
-        <w:rPr>
-          <w:rFonts w:ascii="Times New Roman" w:hAnsi="Times New Roman" w:cs="Times New Roman"/>
-        </w:rPr>
-        <w:t xml:space="preserve">Используется для разработки, отладки или работы на машинах без поддержки виртуализации </w:t>
-      </w:r>
-      <w:proofErr w:type="spellStart"/>
-      <w:r>
-        <w:rPr>
-          <w:rFonts w:ascii="Times New Roman" w:hAnsi="Times New Roman" w:cs="Times New Roman"/>
-        </w:rPr>
-        <w:t>Docker</w:t>
-      </w:r>
-      <w:proofErr w:type="spellEnd"/>
-      <w:r>
-        <w:rPr>
-          <w:rFonts w:ascii="Times New Roman" w:hAnsi="Times New Roman" w:cs="Times New Roman"/>
-        </w:rPr>
-        <w:t>.</w:t>
+        <w:t xml:space="preserve"> (Visual Studio + Native Ollama)</w:t>
+      </w:r>
+    </w:p>
+    <w:p>
+      <w:pPr>
+        <w:rPr>
+          <w:rFonts w:ascii="Times New Roman" w:hAnsi="Times New Roman" w:cs="Times New Roman"/>
+        </w:rPr>
+      </w:pPr>
+      <w:r>
+        <w:rPr>
+          <w:rFonts w:ascii="Times New Roman" w:hAnsi="Times New Roman" w:cs="Times New Roman"/>
+        </w:rPr>
+        <w:t>Используется для разработки, отладки или работы на машинах без поддержки виртуализации Docker.</w:t>
       </w:r>
     </w:p>
     <w:p>
@@ -1885,21 +1292,7 @@
         <w:rPr>
           <w:rFonts w:ascii="Times New Roman" w:hAnsi="Times New Roman" w:cs="Times New Roman"/>
         </w:rPr>
-        <w:t xml:space="preserve">Установите </w:t>
-      </w:r>
-      <w:proofErr w:type="spellStart"/>
-      <w:r>
-        <w:rPr>
-          <w:rFonts w:ascii="Times New Roman" w:hAnsi="Times New Roman" w:cs="Times New Roman"/>
-        </w:rPr>
-        <w:t>Ollama</w:t>
-      </w:r>
-      <w:proofErr w:type="spellEnd"/>
-      <w:r>
-        <w:rPr>
-          <w:rFonts w:ascii="Times New Roman" w:hAnsi="Times New Roman" w:cs="Times New Roman"/>
-        </w:rPr>
-        <w:t xml:space="preserve"> для Windows/Linux с официального сайта.</w:t>
+        <w:t>Установите Ollama для Windows/Linux с официального сайта.</w:t>
       </w:r>
     </w:p>
     <w:p>
@@ -1916,35 +1309,7 @@
         <w:rPr>
           <w:rFonts w:ascii="Times New Roman" w:hAnsi="Times New Roman" w:cs="Times New Roman"/>
         </w:rPr>
-        <w:t xml:space="preserve">Откройте командную строку и скачайте модель: </w:t>
-      </w:r>
-      <w:proofErr w:type="spellStart"/>
-      <w:r>
-        <w:rPr>
-          <w:rFonts w:ascii="Times New Roman" w:hAnsi="Times New Roman" w:cs="Times New Roman"/>
-        </w:rPr>
-        <w:t>ollama</w:t>
-      </w:r>
-      <w:proofErr w:type="spellEnd"/>
-      <w:r>
-        <w:rPr>
-          <w:rFonts w:ascii="Times New Roman" w:hAnsi="Times New Roman" w:cs="Times New Roman"/>
-        </w:rPr>
-        <w:t xml:space="preserve"> </w:t>
-      </w:r>
-      <w:proofErr w:type="spellStart"/>
-      <w:r>
-        <w:rPr>
-          <w:rFonts w:ascii="Times New Roman" w:hAnsi="Times New Roman" w:cs="Times New Roman"/>
-        </w:rPr>
-        <w:t>run</w:t>
-      </w:r>
-      <w:proofErr w:type="spellEnd"/>
-      <w:r>
-        <w:rPr>
-          <w:rFonts w:ascii="Times New Roman" w:hAnsi="Times New Roman" w:cs="Times New Roman"/>
-        </w:rPr>
-        <w:t xml:space="preserve"> llama3.</w:t>
+        <w:t>Откройте командную строку и скачайте модель: ollama run llama3.</w:t>
       </w:r>
     </w:p>
     <w:p>
@@ -1961,21 +1326,7 @@
         <w:rPr>
           <w:rFonts w:ascii="Times New Roman" w:hAnsi="Times New Roman" w:cs="Times New Roman"/>
         </w:rPr>
-        <w:t xml:space="preserve">Оставьте </w:t>
-      </w:r>
-      <w:proofErr w:type="spellStart"/>
-      <w:r>
-        <w:rPr>
-          <w:rFonts w:ascii="Times New Roman" w:hAnsi="Times New Roman" w:cs="Times New Roman"/>
-        </w:rPr>
-        <w:t>Ollama</w:t>
-      </w:r>
-      <w:proofErr w:type="spellEnd"/>
-      <w:r>
-        <w:rPr>
-          <w:rFonts w:ascii="Times New Roman" w:hAnsi="Times New Roman" w:cs="Times New Roman"/>
-        </w:rPr>
-        <w:t xml:space="preserve"> работать в фоновом режиме (иконка в трее).</w:t>
+        <w:t>Оставьте Ollama работать в фоновом режиме (иконка в трее).</w:t>
       </w:r>
     </w:p>
     <w:p>
@@ -2043,21 +1394,7 @@
         <w:rPr>
           <w:rFonts w:ascii="Times New Roman" w:hAnsi="Times New Roman" w:cs="Times New Roman"/>
         </w:rPr>
-        <w:t xml:space="preserve">В качестве профиля запуска выберите </w:t>
-      </w:r>
-      <w:proofErr w:type="spellStart"/>
-      <w:r>
-        <w:rPr>
-          <w:rFonts w:ascii="Times New Roman" w:hAnsi="Times New Roman" w:cs="Times New Roman"/>
-        </w:rPr>
-        <w:t>AIAnalyzer</w:t>
-      </w:r>
-      <w:proofErr w:type="spellEnd"/>
-      <w:r>
-        <w:rPr>
-          <w:rFonts w:ascii="Times New Roman" w:hAnsi="Times New Roman" w:cs="Times New Roman"/>
-        </w:rPr>
-        <w:t xml:space="preserve"> (</w:t>
+        <w:t>В качестве профиля запуска выберите AIAnalyzer (</w:t>
       </w:r>
       <w:r>
         <w:rPr>
@@ -2089,21 +1426,7 @@
         <w:rPr>
           <w:rFonts w:ascii="Times New Roman" w:hAnsi="Times New Roman" w:cs="Times New Roman"/>
         </w:rPr>
-        <w:t xml:space="preserve">не </w:t>
-      </w:r>
-      <w:proofErr w:type="spellStart"/>
-      <w:r>
-        <w:rPr>
-          <w:rFonts w:ascii="Times New Roman" w:hAnsi="Times New Roman" w:cs="Times New Roman"/>
-        </w:rPr>
-        <w:t>Docker</w:t>
-      </w:r>
-      <w:proofErr w:type="spellEnd"/>
-      <w:r>
-        <w:rPr>
-          <w:rFonts w:ascii="Times New Roman" w:hAnsi="Times New Roman" w:cs="Times New Roman"/>
-        </w:rPr>
-        <w:t>) и запустите проект.</w:t>
+        <w:t>не Docker) и запустите проект.</w:t>
       </w:r>
     </w:p>
     <w:p>
@@ -2170,35 +1493,7 @@
         <w:rPr>
           <w:rFonts w:ascii="Times New Roman" w:hAnsi="Times New Roman" w:cs="Times New Roman"/>
         </w:rPr>
-        <w:t>На главной странице загрузите файл формата .</w:t>
-      </w:r>
-      <w:proofErr w:type="spellStart"/>
-      <w:r>
-        <w:rPr>
-          <w:rFonts w:ascii="Times New Roman" w:hAnsi="Times New Roman" w:cs="Times New Roman"/>
-        </w:rPr>
-        <w:t>xlsx</w:t>
-      </w:r>
-      <w:proofErr w:type="spellEnd"/>
-      <w:r>
-        <w:rPr>
-          <w:rFonts w:ascii="Times New Roman" w:hAnsi="Times New Roman" w:cs="Times New Roman"/>
-        </w:rPr>
-        <w:t xml:space="preserve"> или .</w:t>
-      </w:r>
-      <w:proofErr w:type="spellStart"/>
-      <w:r>
-        <w:rPr>
-          <w:rFonts w:ascii="Times New Roman" w:hAnsi="Times New Roman" w:cs="Times New Roman"/>
-        </w:rPr>
-        <w:t>csv</w:t>
-      </w:r>
-      <w:proofErr w:type="spellEnd"/>
-      <w:r>
-        <w:rPr>
-          <w:rFonts w:ascii="Times New Roman" w:hAnsi="Times New Roman" w:cs="Times New Roman"/>
-        </w:rPr>
-        <w:t xml:space="preserve"> с результатами тестирования.</w:t>
+        <w:t>На главной странице загрузите файл формата .xlsx или .csv с результатами тестирования.</w:t>
       </w:r>
     </w:p>
     <w:p>
@@ -2281,6 +1576,7 @@
         <w:rPr>
           <w:rFonts w:ascii="Segoe UI Emoji" w:hAnsi="Segoe UI Emoji" w:cs="Segoe UI Emoji"/>
         </w:rPr>
+        <w:lastRenderedPageBreak/>
         <w:t>⚠️</w:t>
       </w:r>
       <w:r>
@@ -2295,43 +1591,13 @@
           <w:b/>
           <w:bCs/>
         </w:rPr>
-        <w:t>ПРЕДУПРЕЖДЕНИЕ О ЛИМИТАХ</w:t>
-      </w:r>
-      <w:proofErr w:type="gramStart"/>
-      <w:r>
-        <w:rPr>
-          <w:rFonts w:ascii="Times New Roman" w:hAnsi="Times New Roman" w:cs="Times New Roman"/>
-          <w:b/>
-          <w:bCs/>
-        </w:rPr>
-        <w:t>:</w:t>
-      </w:r>
-      <w:r>
-        <w:rPr>
-          <w:rFonts w:ascii="Times New Roman" w:hAnsi="Times New Roman" w:cs="Times New Roman"/>
-        </w:rPr>
-        <w:t xml:space="preserve"> При</w:t>
-      </w:r>
-      <w:proofErr w:type="gramEnd"/>
-      <w:r>
-        <w:rPr>
-          <w:rFonts w:ascii="Times New Roman" w:hAnsi="Times New Roman" w:cs="Times New Roman"/>
-        </w:rPr>
-        <w:t xml:space="preserve"> работе с бесплатными внешними API (например, </w:t>
-      </w:r>
-      <w:proofErr w:type="spellStart"/>
-      <w:r>
-        <w:rPr>
-          <w:rFonts w:ascii="Times New Roman" w:hAnsi="Times New Roman" w:cs="Times New Roman"/>
-        </w:rPr>
-        <w:t>Groq</w:t>
-      </w:r>
-      <w:proofErr w:type="spellEnd"/>
-      <w:r>
-        <w:rPr>
-          <w:rFonts w:ascii="Times New Roman" w:hAnsi="Times New Roman" w:cs="Times New Roman"/>
-        </w:rPr>
-        <w:t>) существуют строгие лимиты на количество токенов в минуту</w:t>
+        <w:t>ПРЕДУПРЕЖДЕНИЕ О ЛИМИТАХ:</w:t>
+      </w:r>
+      <w:r>
+        <w:rPr>
+          <w:rFonts w:ascii="Times New Roman" w:hAnsi="Times New Roman" w:cs="Times New Roman"/>
+        </w:rPr>
+        <w:t xml:space="preserve"> При работе с бесплатными внешними API (например, Groq) существуют строгие лимиты на количество токенов в минуту</w:t>
       </w:r>
       <w:r>
         <w:rPr>
@@ -2356,14 +1622,7 @@
         <w:rPr>
           <w:rFonts w:ascii="Times New Roman" w:hAnsi="Times New Roman" w:cs="Times New Roman"/>
         </w:rPr>
-        <w:t xml:space="preserve">. </w:t>
-      </w:r>
-      <w:r>
-        <w:rPr>
-          <w:rFonts w:ascii="Times New Roman" w:hAnsi="Times New Roman" w:cs="Times New Roman"/>
-        </w:rPr>
-        <w:lastRenderedPageBreak/>
-        <w:t>Если вы загружаете массивный Excel-файл на несколько тысяч ответов, облачное API может отклонить запрос из-за превышения объема текста. В таких случаях настоятельно рекомендуется переключаться на локальную или корпоративную нейросеть, не имеющую ограничений по TPM.</w:t>
+        <w:t>. Если вы загружаете массивный Excel-файл на несколько тысяч ответов, облачное API может отклонить запрос из-за превышения объема текста. В таких случаях настоятельно рекомендуется переключаться на локальную или корпоративную нейросеть, не имеющую ограничений по TPM.</w:t>
       </w:r>
     </w:p>
     <w:p>
@@ -2434,7 +1693,7 @@
           <w:i/>
           <w:iCs/>
         </w:rPr>
-        <w:t>"Моя лока</w:t>
+        <w:t>"</w:t>
       </w:r>
       <w:r>
         <w:rPr>
@@ -2442,7 +1701,7 @@
           <w:i/>
           <w:iCs/>
         </w:rPr>
-        <w:t>льная сеть</w:t>
+        <w:t>м</w:t>
       </w:r>
       <w:r>
         <w:rPr>
@@ -2450,13 +1709,7 @@
           <w:i/>
           <w:iCs/>
         </w:rPr>
-        <w:t>"</w:t>
-      </w:r>
-      <w:r>
-        <w:rPr>
-          <w:rFonts w:ascii="Times New Roman" w:hAnsi="Times New Roman" w:cs="Times New Roman"/>
-        </w:rPr>
-        <w:t xml:space="preserve">, </w:t>
+        <w:t>оя лока</w:t>
       </w:r>
       <w:r>
         <w:rPr>
@@ -2464,25 +1717,46 @@
           <w:i/>
           <w:iCs/>
         </w:rPr>
-        <w:t>"</w:t>
-      </w:r>
-      <w:proofErr w:type="spellStart"/>
+        <w:t>льная сеть</w:t>
+      </w:r>
       <w:r>
         <w:rPr>
           <w:rFonts w:ascii="Times New Roman" w:hAnsi="Times New Roman" w:cs="Times New Roman"/>
           <w:i/>
           <w:iCs/>
         </w:rPr>
-        <w:t>Groq</w:t>
-      </w:r>
-      <w:proofErr w:type="spellEnd"/>
+        <w:t>"</w:t>
+      </w:r>
+      <w:r>
+        <w:rPr>
+          <w:rFonts w:ascii="Times New Roman" w:hAnsi="Times New Roman" w:cs="Times New Roman"/>
+        </w:rPr>
+        <w:t xml:space="preserve">, </w:t>
+      </w:r>
       <w:r>
         <w:rPr>
           <w:rFonts w:ascii="Times New Roman" w:hAnsi="Times New Roman" w:cs="Times New Roman"/>
           <w:i/>
           <w:iCs/>
         </w:rPr>
-        <w:t xml:space="preserve"> API"</w:t>
+        <w:t>"</w:t>
+      </w:r>
+      <w:r>
+        <w:rPr>
+          <w:rFonts w:ascii="Times New Roman" w:hAnsi="Times New Roman" w:cs="Times New Roman"/>
+          <w:i/>
+          <w:iCs/>
+          <w:lang w:val="en-US"/>
+        </w:rPr>
+        <w:t>g</w:t>
+      </w:r>
+      <w:r>
+        <w:rPr>
+          <w:rFonts w:ascii="Times New Roman" w:hAnsi="Times New Roman" w:cs="Times New Roman"/>
+          <w:i/>
+          <w:iCs/>
+        </w:rPr>
+        <w:t>roq API"</w:t>
       </w:r>
       <w:r>
         <w:rPr>
@@ -2507,25 +1781,7 @@
           <w:b/>
           <w:bCs/>
         </w:rPr>
-        <w:t>Адрес шлюза API (</w:t>
-      </w:r>
-      <w:proofErr w:type="spellStart"/>
-      <w:r>
-        <w:rPr>
-          <w:rFonts w:ascii="Times New Roman" w:hAnsi="Times New Roman" w:cs="Times New Roman"/>
-          <w:b/>
-          <w:bCs/>
-        </w:rPr>
-        <w:t>Endpoint</w:t>
-      </w:r>
-      <w:proofErr w:type="spellEnd"/>
-      <w:r>
-        <w:rPr>
-          <w:rFonts w:ascii="Times New Roman" w:hAnsi="Times New Roman" w:cs="Times New Roman"/>
-          <w:b/>
-          <w:bCs/>
-        </w:rPr>
-        <w:t>):</w:t>
+        <w:t>Адрес шлюза API (Endpoint):</w:t>
       </w:r>
       <w:r>
         <w:rPr>
@@ -2548,21 +1804,7 @@
         <w:rPr>
           <w:rFonts w:ascii="Times New Roman" w:hAnsi="Times New Roman" w:cs="Times New Roman"/>
         </w:rPr>
-        <w:t>Для внешних сетей (</w:t>
-      </w:r>
-      <w:proofErr w:type="spellStart"/>
-      <w:r>
-        <w:rPr>
-          <w:rFonts w:ascii="Times New Roman" w:hAnsi="Times New Roman" w:cs="Times New Roman"/>
-        </w:rPr>
-        <w:t>Groq</w:t>
-      </w:r>
-      <w:proofErr w:type="spellEnd"/>
-      <w:r>
-        <w:rPr>
-          <w:rFonts w:ascii="Times New Roman" w:hAnsi="Times New Roman" w:cs="Times New Roman"/>
-        </w:rPr>
-        <w:t>): https://api.groq.com/openai/v1/chat/completions (берется из документации провайдера).</w:t>
+        <w:t>Для внешних сетей (Groq): https://api.groq.com/openai/v1/chat/completions (берется из документации провайдера).</w:t>
       </w:r>
     </w:p>
     <w:p>
@@ -2596,7 +1838,6 @@
         </w:rPr>
         <w:t xml:space="preserve"> (если Вы используете сервис </w:t>
       </w:r>
-      <w:proofErr w:type="spellStart"/>
       <w:r>
         <w:rPr>
           <w:rFonts w:ascii="Times New Roman" w:hAnsi="Times New Roman" w:cs="Times New Roman"/>
@@ -2604,7 +1845,6 @@
         </w:rPr>
         <w:t>Ollama</w:t>
       </w:r>
-      <w:proofErr w:type="spellEnd"/>
       <w:r>
         <w:rPr>
           <w:rFonts w:ascii="Times New Roman" w:hAnsi="Times New Roman" w:cs="Times New Roman"/>
@@ -2626,182 +1866,402 @@
         <w:rPr>
           <w:rFonts w:ascii="Times New Roman" w:hAnsi="Times New Roman" w:cs="Times New Roman"/>
         </w:rPr>
-        <w:t xml:space="preserve">Для нативной </w:t>
-      </w:r>
-      <w:proofErr w:type="spellStart"/>
-      <w:r>
-        <w:rPr>
-          <w:rFonts w:ascii="Times New Roman" w:hAnsi="Times New Roman" w:cs="Times New Roman"/>
-        </w:rPr>
-        <w:t>Ollama</w:t>
-      </w:r>
-      <w:proofErr w:type="spellEnd"/>
-      <w:r>
-        <w:rPr>
-          <w:rFonts w:ascii="Times New Roman" w:hAnsi="Times New Roman" w:cs="Times New Roman"/>
-        </w:rPr>
-        <w:t xml:space="preserve"> в Windows: http://127.0.0.1:11434/v1/chat/completions или http://host.docker.internal:11434/v1/chat/completions (если сайт в Докере, а </w:t>
-      </w:r>
-      <w:proofErr w:type="spellStart"/>
-      <w:r>
-        <w:rPr>
-          <w:rFonts w:ascii="Times New Roman" w:hAnsi="Times New Roman" w:cs="Times New Roman"/>
-        </w:rPr>
-        <w:t>Ollama</w:t>
-      </w:r>
-      <w:proofErr w:type="spellEnd"/>
-      <w:r>
-        <w:rPr>
-          <w:rFonts w:ascii="Times New Roman" w:hAnsi="Times New Roman" w:cs="Times New Roman"/>
-        </w:rPr>
-        <w:t xml:space="preserve"> в Windows).</w:t>
-      </w:r>
-    </w:p>
-    <w:p>
-      <w:pPr>
+        <w:t>Для нативной Ollama в Windows: http://127.0.0.1:11434/v1/chat/completions или http://host.docker.internal:11434/v1/chat/completions (если сайт в Докере, а Ollama в Windows).</w:t>
+      </w:r>
+    </w:p>
+    <w:p>
+      <w:pPr>
+        <w:pStyle w:val="ae"/>
+      </w:pPr>
+      <w:r>
+        <w:rPr>
+          <w:b/>
+          <w:bCs/>
+        </w:rPr>
+        <w:t>Тип провайдера для авторизации:</w:t>
+      </w:r>
+      <w:r>
+        <w:t xml:space="preserve"> Выбор механизма проверки ключа.</w:t>
+      </w:r>
+    </w:p>
+    <w:p>
+      <w:pPr>
+        <w:pStyle w:val="ae"/>
         <w:numPr>
           <w:ilvl w:val="0"/>
-          <w:numId w:val="7"/>
+          <w:numId w:val="15"/>
         </w:numPr>
-        <w:rPr>
-          <w:rFonts w:ascii="Times New Roman" w:hAnsi="Times New Roman" w:cs="Times New Roman"/>
-        </w:rPr>
-      </w:pPr>
-      <w:r>
-        <w:rPr>
-          <w:rFonts w:ascii="Times New Roman" w:hAnsi="Times New Roman" w:cs="Times New Roman"/>
-          <w:b/>
-          <w:bCs/>
-        </w:rPr>
-        <w:t>Имя целевой модели (</w:t>
-      </w:r>
-      <w:proofErr w:type="spellStart"/>
-      <w:r>
-        <w:rPr>
-          <w:rFonts w:ascii="Times New Roman" w:hAnsi="Times New Roman" w:cs="Times New Roman"/>
-          <w:b/>
-          <w:bCs/>
-        </w:rPr>
-        <w:t>ModelName</w:t>
-      </w:r>
-      <w:proofErr w:type="spellEnd"/>
-      <w:r>
-        <w:rPr>
-          <w:rFonts w:ascii="Times New Roman" w:hAnsi="Times New Roman" w:cs="Times New Roman"/>
-          <w:b/>
-          <w:bCs/>
-        </w:rPr>
-        <w:t>):</w:t>
-      </w:r>
-      <w:r>
-        <w:rPr>
-          <w:rFonts w:ascii="Times New Roman" w:hAnsi="Times New Roman" w:cs="Times New Roman"/>
-        </w:rPr>
+      </w:pPr>
+      <w:r>
+        <w:rPr>
+          <w:b/>
+          <w:bCs/>
+        </w:rPr>
+        <w:t>Стандартный:</w:t>
+      </w:r>
+      <w:r>
+        <w:t xml:space="preserve"> Используется для локальных сетей (Ollama) и зарубежных API (Groq). В поле «Токен авторизации» вводится обычный API-ключ.</w:t>
+      </w:r>
+    </w:p>
+    <w:p>
+      <w:pPr>
+        <w:pStyle w:val="ae"/>
+        <w:numPr>
+          <w:ilvl w:val="0"/>
+          <w:numId w:val="15"/>
+        </w:numPr>
+      </w:pPr>
+      <w:r>
+        <w:rPr>
+          <w:b/>
+          <w:bCs/>
+        </w:rPr>
+        <w:t>Сбер GigaChat:</w:t>
+      </w:r>
+      <w:r>
+        <w:t xml:space="preserve"> Специальный режим для работы с отечественной нейросетью.</w:t>
+      </w:r>
+    </w:p>
+    <w:p>
+      <w:pPr>
+        <w:pStyle w:val="ae"/>
+      </w:pPr>
+      <w:r>
+        <w:rPr>
+          <w:b/>
+          <w:bCs/>
+        </w:rPr>
+        <w:t>Настройка Сбер GigaChat:</w:t>
+      </w:r>
+    </w:p>
+    <w:p>
+      <w:pPr>
+        <w:pStyle w:val="ae"/>
+        <w:numPr>
+          <w:ilvl w:val="0"/>
+          <w:numId w:val="16"/>
+        </w:numPr>
+      </w:pPr>
+      <w:r>
+        <w:t>Выберите тип провайдера «Сбер GigaChat».</w:t>
+      </w:r>
+    </w:p>
+    <w:p>
+      <w:pPr>
+        <w:pStyle w:val="ae"/>
+        <w:numPr>
+          <w:ilvl w:val="0"/>
+          <w:numId w:val="16"/>
+        </w:numPr>
+      </w:pPr>
+      <w:r>
+        <w:t xml:space="preserve">В появившееся поле </w:t>
+      </w:r>
+      <w:r>
+        <w:rPr>
+          <w:b/>
+          <w:bCs/>
+        </w:rPr>
+        <w:t>Авторизационные данные (Base64)</w:t>
+      </w:r>
+      <w:r>
+        <w:t xml:space="preserve"> вставьте ключ из личного кабинета разработчика Сбера (длинная строка, начинающаяся на </w:t>
+      </w:r>
+      <w:r>
+        <w:rPr>
+          <w:rStyle w:val="HTML"/>
+          <w:rFonts w:eastAsiaTheme="majorEastAsia"/>
+        </w:rPr>
+        <w:t>MDE...</w:t>
+      </w:r>
+      <w:r>
+        <w:t>). Не используйте Client ID или Client Secret по отдельности.</w:t>
+      </w:r>
+    </w:p>
+    <w:p>
+      <w:pPr>
+        <w:pStyle w:val="ae"/>
+        <w:ind w:left="720"/>
+      </w:pPr>
+      <w:r>
+        <w:rPr>
+          <w:noProof/>
+        </w:rPr>
+        <w:lastRenderedPageBreak/>
+        <w:drawing>
+          <wp:inline distT="0" distB="0" distL="0" distR="0" wp14:anchorId="4B069191" wp14:editId="116E3805">
+            <wp:extent cx="1917700" cy="2038159"/>
+            <wp:effectExtent l="0" t="0" r="6350" b="635"/>
+            <wp:docPr id="3" name="Рисунок 3"/>
+            <wp:cNvGraphicFramePr>
+              <a:graphicFrameLocks xmlns:a="http://schemas.openxmlformats.org/drawingml/2006/main" noChangeAspect="1"/>
+            </wp:cNvGraphicFramePr>
+            <a:graphic xmlns:a="http://schemas.openxmlformats.org/drawingml/2006/main">
+              <a:graphicData uri="http://schemas.openxmlformats.org/drawingml/2006/picture">
+                <pic:pic xmlns:pic="http://schemas.openxmlformats.org/drawingml/2006/picture">
+                  <pic:nvPicPr>
+                    <pic:cNvPr id="0" name="Picture 2"/>
+                    <pic:cNvPicPr>
+                      <a:picLocks noChangeAspect="1" noChangeArrowheads="1"/>
+                    </pic:cNvPicPr>
+                  </pic:nvPicPr>
+                  <pic:blipFill>
+                    <a:blip r:embed="rId6" cstate="print">
+                      <a:extLst>
+                        <a:ext uri="{28A0092B-C50C-407E-A947-70E740481C1C}">
+                          <a14:useLocalDpi xmlns:a14="http://schemas.microsoft.com/office/drawing/2010/main" val="0"/>
+                        </a:ext>
+                      </a:extLst>
+                    </a:blip>
+                    <a:srcRect/>
+                    <a:stretch>
+                      <a:fillRect/>
+                    </a:stretch>
+                  </pic:blipFill>
+                  <pic:spPr bwMode="auto">
+                    <a:xfrm>
+                      <a:off x="0" y="0"/>
+                      <a:ext cx="1933399" cy="2054844"/>
+                    </a:xfrm>
+                    <a:prstGeom prst="rect">
+                      <a:avLst/>
+                    </a:prstGeom>
+                    <a:noFill/>
+                  </pic:spPr>
+                </pic:pic>
+              </a:graphicData>
+            </a:graphic>
+          </wp:inline>
+        </w:drawing>
+      </w:r>
+    </w:p>
+    <w:p>
+      <w:pPr>
+        <w:pStyle w:val="ae"/>
+        <w:numPr>
+          <w:ilvl w:val="0"/>
+          <w:numId w:val="16"/>
+        </w:numPr>
+      </w:pPr>
+      <w:r>
+        <w:t xml:space="preserve">Поле </w:t>
+      </w:r>
+      <w:r>
+        <w:rPr>
+          <w:b/>
+          <w:bCs/>
+        </w:rPr>
+        <w:t>Scope (Тип доступа)</w:t>
+      </w:r>
+      <w:r>
+        <w:t xml:space="preserve"> можно оставить пустым, система автоматически применит стандартный профиль </w:t>
+      </w:r>
+      <w:r>
+        <w:rPr>
+          <w:rStyle w:val="HTML"/>
+          <w:rFonts w:eastAsiaTheme="majorEastAsia"/>
+        </w:rPr>
+        <w:t>GIGACHAT_API_PERS</w:t>
+      </w:r>
+      <w:r>
+        <w:t>.</w:t>
+      </w:r>
+      <w:r>
         <w:t xml:space="preserve"> </w:t>
       </w:r>
       <w:r>
-        <w:rPr>
-          <w:rFonts w:ascii="Times New Roman" w:hAnsi="Times New Roman" w:cs="Times New Roman"/>
-          <w:b/>
-          <w:bCs/>
-        </w:rPr>
-        <w:t>Самое критичное поле!</w:t>
-      </w:r>
-      <w:r>
-        <w:rPr>
-          <w:rFonts w:ascii="Times New Roman" w:hAnsi="Times New Roman" w:cs="Times New Roman"/>
-        </w:rPr>
-        <w:t xml:space="preserve"> Это технический идентификатор нейросети на сервере. Если вы ошибетесь хотя бы в одном символе, сервер выдаст ошибку.</w:t>
-      </w:r>
-    </w:p>
-    <w:p>
-      <w:pPr>
+        <w:t>Укажите тот, который стоит в вашем личном кабинете.</w:t>
+      </w:r>
+    </w:p>
+    <w:p>
+      <w:pPr>
+        <w:pStyle w:val="ae"/>
+        <w:ind w:left="720"/>
+      </w:pPr>
+      <w:r>
+        <w:rPr>
+          <w:noProof/>
+        </w:rPr>
+        <w:drawing>
+          <wp:inline distT="0" distB="0" distL="0" distR="0" wp14:anchorId="7B33E09C" wp14:editId="001F84BD">
+            <wp:extent cx="3367684" cy="1944370"/>
+            <wp:effectExtent l="0" t="0" r="4445" b="0"/>
+            <wp:docPr id="5" name="Рисунок 5"/>
+            <wp:cNvGraphicFramePr>
+              <a:graphicFrameLocks xmlns:a="http://schemas.openxmlformats.org/drawingml/2006/main" noChangeAspect="1"/>
+            </wp:cNvGraphicFramePr>
+            <a:graphic xmlns:a="http://schemas.openxmlformats.org/drawingml/2006/main">
+              <a:graphicData uri="http://schemas.openxmlformats.org/drawingml/2006/picture">
+                <pic:pic xmlns:pic="http://schemas.openxmlformats.org/drawingml/2006/picture">
+                  <pic:nvPicPr>
+                    <pic:cNvPr id="0" name="Picture 3"/>
+                    <pic:cNvPicPr>
+                      <a:picLocks noChangeAspect="1" noChangeArrowheads="1"/>
+                    </pic:cNvPicPr>
+                  </pic:nvPicPr>
+                  <pic:blipFill>
+                    <a:blip r:embed="rId7" cstate="print">
+                      <a:extLst>
+                        <a:ext uri="{28A0092B-C50C-407E-A947-70E740481C1C}">
+                          <a14:useLocalDpi xmlns:a14="http://schemas.microsoft.com/office/drawing/2010/main" val="0"/>
+                        </a:ext>
+                      </a:extLst>
+                    </a:blip>
+                    <a:srcRect/>
+                    <a:stretch>
+                      <a:fillRect/>
+                    </a:stretch>
+                  </pic:blipFill>
+                  <pic:spPr bwMode="auto">
+                    <a:xfrm>
+                      <a:off x="0" y="0"/>
+                      <a:ext cx="3405839" cy="1966399"/>
+                    </a:xfrm>
+                    <a:prstGeom prst="rect">
+                      <a:avLst/>
+                    </a:prstGeom>
+                    <a:noFill/>
+                  </pic:spPr>
+                </pic:pic>
+              </a:graphicData>
+            </a:graphic>
+          </wp:inline>
+        </w:drawing>
+      </w:r>
+    </w:p>
+    <w:p>
+      <w:pPr>
+        <w:pStyle w:val="ae"/>
+      </w:pPr>
+      <w:r>
+        <w:rPr>
+          <w:b/>
+          <w:bCs/>
+        </w:rPr>
+        <w:t>Имя целевой модели (ModelName):</w:t>
+      </w:r>
+      <w:r>
+        <w:t xml:space="preserve"> Самое критичное поле! Это технический идентификатор нейросети на сервере.</w:t>
+      </w:r>
+      <w:r>
+        <w:t xml:space="preserve"> </w:t>
+      </w:r>
+      <w:r>
+        <w:rPr>
+          <w:b/>
+          <w:bCs/>
+        </w:rPr>
+        <w:t>Обязательно указывайте с маленькой буквы!</w:t>
+      </w:r>
+      <w:r>
+        <w:t xml:space="preserve"> </w:t>
+      </w:r>
+    </w:p>
+    <w:p>
+      <w:pPr>
+        <w:pStyle w:val="ae"/>
         <w:numPr>
-          <w:ilvl w:val="1"/>
-          <w:numId w:val="7"/>
+          <w:ilvl w:val="0"/>
+          <w:numId w:val="17"/>
         </w:numPr>
-        <w:rPr>
-          <w:rFonts w:ascii="Times New Roman" w:hAnsi="Times New Roman" w:cs="Times New Roman"/>
-        </w:rPr>
-      </w:pPr>
-      <w:r>
-        <w:rPr>
-          <w:rFonts w:ascii="Times New Roman" w:hAnsi="Times New Roman" w:cs="Times New Roman"/>
-        </w:rPr>
-        <w:t xml:space="preserve">Где взять для локальных сетей: Введите в консоли </w:t>
-      </w:r>
-      <w:proofErr w:type="spellStart"/>
-      <w:r>
-        <w:rPr>
-          <w:rFonts w:ascii="Times New Roman" w:hAnsi="Times New Roman" w:cs="Times New Roman"/>
-        </w:rPr>
-        <w:t>ollama</w:t>
-      </w:r>
-      <w:proofErr w:type="spellEnd"/>
-      <w:r>
-        <w:rPr>
-          <w:rFonts w:ascii="Times New Roman" w:hAnsi="Times New Roman" w:cs="Times New Roman"/>
-        </w:rPr>
-        <w:t xml:space="preserve"> </w:t>
-      </w:r>
-      <w:proofErr w:type="spellStart"/>
-      <w:r>
-        <w:rPr>
-          <w:rFonts w:ascii="Times New Roman" w:hAnsi="Times New Roman" w:cs="Times New Roman"/>
-        </w:rPr>
-        <w:t>list</w:t>
-      </w:r>
-      <w:proofErr w:type="spellEnd"/>
-      <w:r>
-        <w:rPr>
-          <w:rFonts w:ascii="Times New Roman" w:hAnsi="Times New Roman" w:cs="Times New Roman"/>
-        </w:rPr>
-        <w:t xml:space="preserve"> и скопируйте имя из столбца NAME (например, llama3 или </w:t>
-      </w:r>
-      <w:proofErr w:type="spellStart"/>
-      <w:r>
-        <w:rPr>
-          <w:rFonts w:ascii="Times New Roman" w:hAnsi="Times New Roman" w:cs="Times New Roman"/>
-        </w:rPr>
-        <w:t>my-llama</w:t>
-      </w:r>
-      <w:proofErr w:type="spellEnd"/>
-      <w:r>
-        <w:rPr>
-          <w:rFonts w:ascii="Times New Roman" w:hAnsi="Times New Roman" w:cs="Times New Roman"/>
-        </w:rPr>
+      </w:pPr>
+      <w:r>
+        <w:rPr>
+          <w:b/>
+          <w:bCs/>
+        </w:rPr>
+        <w:t>Для локальных сетей:</w:t>
+      </w:r>
+      <w:r>
+        <w:t xml:space="preserve"> Введите в консоли </w:t>
+      </w:r>
+      <w:r>
+        <w:rPr>
+          <w:rStyle w:val="HTML"/>
+          <w:rFonts w:eastAsiaTheme="majorEastAsia"/>
+        </w:rPr>
+        <w:t>ollama list</w:t>
+      </w:r>
+      <w:r>
+        <w:t xml:space="preserve"> и скопируйте имя из столбца NAME (например, </w:t>
+      </w:r>
+      <w:r>
+        <w:rPr>
+          <w:rStyle w:val="HTML"/>
+          <w:rFonts w:eastAsiaTheme="majorEastAsia"/>
+        </w:rPr>
+        <w:t>llama3</w:t>
+      </w:r>
+      <w:r>
         <w:t>).</w:t>
       </w:r>
     </w:p>
     <w:p>
       <w:pPr>
+        <w:pStyle w:val="ae"/>
         <w:numPr>
-          <w:ilvl w:val="1"/>
-          <w:numId w:val="7"/>
+          <w:ilvl w:val="0"/>
+          <w:numId w:val="17"/>
         </w:numPr>
-        <w:rPr>
-          <w:rFonts w:ascii="Times New Roman" w:hAnsi="Times New Roman" w:cs="Times New Roman"/>
-        </w:rPr>
-      </w:pPr>
-      <w:r>
-        <w:rPr>
-          <w:rFonts w:ascii="Times New Roman" w:hAnsi="Times New Roman" w:cs="Times New Roman"/>
-        </w:rPr>
-        <w:t xml:space="preserve">Где взять для внешних: В личном кабинете разработчика API (например, для </w:t>
-      </w:r>
-      <w:proofErr w:type="spellStart"/>
-      <w:r>
-        <w:rPr>
-          <w:rFonts w:ascii="Times New Roman" w:hAnsi="Times New Roman" w:cs="Times New Roman"/>
-        </w:rPr>
-        <w:t>Groq</w:t>
-      </w:r>
-      <w:proofErr w:type="spellEnd"/>
-      <w:r>
-        <w:rPr>
-          <w:rFonts w:ascii="Times New Roman" w:hAnsi="Times New Roman" w:cs="Times New Roman"/>
-        </w:rPr>
-        <w:t xml:space="preserve"> это строго llama-3.3-70b-versatile).</w:t>
+      </w:pPr>
+      <w:r>
+        <w:rPr>
+          <w:b/>
+          <w:bCs/>
+        </w:rPr>
+        <w:t>Для GigaChat:</w:t>
+      </w:r>
+      <w:r>
+        <w:t xml:space="preserve"> Используйте стандартное имя </w:t>
+      </w:r>
+      <w:r>
+        <w:rPr>
+          <w:rStyle w:val="HTML"/>
+          <w:rFonts w:eastAsiaTheme="majorEastAsia"/>
+        </w:rPr>
+        <w:t>GigaChat</w:t>
+      </w:r>
+      <w:r>
+        <w:t xml:space="preserve"> или </w:t>
+      </w:r>
+      <w:r>
+        <w:rPr>
+          <w:rStyle w:val="HTML"/>
+          <w:rFonts w:eastAsiaTheme="majorEastAsia"/>
+        </w:rPr>
+        <w:t>GigaChat-Pro</w:t>
+      </w:r>
+      <w:r>
+        <w:t>.</w:t>
+      </w:r>
+    </w:p>
+    <w:p>
+      <w:pPr>
+        <w:pStyle w:val="ae"/>
+        <w:numPr>
+          <w:ilvl w:val="0"/>
+          <w:numId w:val="17"/>
+        </w:numPr>
+      </w:pPr>
+      <w:r>
+        <w:rPr>
+          <w:b/>
+          <w:bCs/>
+        </w:rPr>
+        <w:t>Для внешних (Groq):</w:t>
+      </w:r>
+      <w:r>
+        <w:t xml:space="preserve"> Строго по документации провайдера (например, </w:t>
+      </w:r>
+      <w:r>
+        <w:rPr>
+          <w:rStyle w:val="HTML"/>
+          <w:rFonts w:eastAsiaTheme="majorEastAsia"/>
+        </w:rPr>
+        <w:t>llama-3.3-70b-versatile</w:t>
+      </w:r>
+      <w:r>
+        <w:t>).</w:t>
       </w:r>
     </w:p>
     <w:p>
@@ -2835,75 +2295,11 @@
           <w:rFonts w:ascii="Times New Roman" w:hAnsi="Times New Roman" w:cs="Times New Roman"/>
         </w:rPr>
       </w:pPr>
-      <w:proofErr w:type="spellStart"/>
-      <w:r>
-        <w:rPr>
-          <w:rFonts w:ascii="Times New Roman" w:hAnsi="Times New Roman" w:cs="Times New Roman"/>
-        </w:rPr>
-        <w:t>AIAnalyzer</w:t>
-      </w:r>
-      <w:proofErr w:type="spellEnd"/>
-      <w:r>
-        <w:rPr>
-          <w:rFonts w:ascii="Times New Roman" w:hAnsi="Times New Roman" w:cs="Times New Roman"/>
-        </w:rPr>
-        <w:t xml:space="preserve"> использует мульти-</w:t>
-      </w:r>
-      <w:proofErr w:type="spellStart"/>
-      <w:r>
-        <w:rPr>
-          <w:rFonts w:ascii="Times New Roman" w:hAnsi="Times New Roman" w:cs="Times New Roman"/>
-        </w:rPr>
-        <w:t>агентный</w:t>
-      </w:r>
-      <w:proofErr w:type="spellEnd"/>
-      <w:r>
-        <w:rPr>
-          <w:rFonts w:ascii="Times New Roman" w:hAnsi="Times New Roman" w:cs="Times New Roman"/>
-        </w:rPr>
-        <w:t xml:space="preserve"> подход с динамическими системными </w:t>
-      </w:r>
-      <w:proofErr w:type="spellStart"/>
-      <w:r>
-        <w:rPr>
-          <w:rFonts w:ascii="Times New Roman" w:hAnsi="Times New Roman" w:cs="Times New Roman"/>
-        </w:rPr>
-        <w:t>промптами</w:t>
-      </w:r>
-      <w:proofErr w:type="spellEnd"/>
-      <w:r>
-        <w:rPr>
-          <w:rFonts w:ascii="Times New Roman" w:hAnsi="Times New Roman" w:cs="Times New Roman"/>
-        </w:rPr>
-        <w:t xml:space="preserve"> (System </w:t>
-      </w:r>
-      <w:proofErr w:type="spellStart"/>
-      <w:r>
-        <w:rPr>
-          <w:rFonts w:ascii="Times New Roman" w:hAnsi="Times New Roman" w:cs="Times New Roman"/>
-        </w:rPr>
-        <w:t>Prompts</w:t>
-      </w:r>
-      <w:proofErr w:type="spellEnd"/>
-      <w:r>
-        <w:rPr>
-          <w:rFonts w:ascii="Times New Roman" w:hAnsi="Times New Roman" w:cs="Times New Roman"/>
-        </w:rPr>
-        <w:t xml:space="preserve">). В зависимости от задачи (переписывание вопросов, аудит курса, анализ теста), агент применяет разные роли (Методист, </w:t>
-      </w:r>
-      <w:proofErr w:type="spellStart"/>
-      <w:r>
-        <w:rPr>
-          <w:rFonts w:ascii="Times New Roman" w:hAnsi="Times New Roman" w:cs="Times New Roman"/>
-        </w:rPr>
-        <w:t>Тестолог</w:t>
-      </w:r>
-      <w:proofErr w:type="spellEnd"/>
-      <w:r>
-        <w:rPr>
-          <w:rFonts w:ascii="Times New Roman" w:hAnsi="Times New Roman" w:cs="Times New Roman"/>
-        </w:rPr>
-        <w:t>, Аналитик).</w:t>
+      <w:r>
+        <w:rPr>
+          <w:rFonts w:ascii="Times New Roman" w:hAnsi="Times New Roman" w:cs="Times New Roman"/>
+        </w:rPr>
+        <w:t>AIAnalyzer использует мульти-агентный подход с динамическими системными промптами (System Prompts). В зависимости от задачи (переписывание вопросов, аудит курса, анализ теста), агент применяет разные роли (Методист, Тестолог, Аналитик).</w:t>
       </w:r>
     </w:p>
     <w:p>
@@ -2931,59 +2327,22 @@
           <w:rFonts w:ascii="Times New Roman" w:hAnsi="Times New Roman" w:cs="Times New Roman"/>
         </w:rPr>
       </w:pPr>
-      <w:proofErr w:type="spellStart"/>
-      <w:r>
-        <w:rPr>
-          <w:rFonts w:ascii="Times New Roman" w:hAnsi="Times New Roman" w:cs="Times New Roman"/>
-          <w:b/>
-          <w:bCs/>
-        </w:rPr>
-        <w:t>Ollama</w:t>
-      </w:r>
-      <w:proofErr w:type="spellEnd"/>
-      <w:r>
-        <w:rPr>
-          <w:rFonts w:ascii="Times New Roman" w:hAnsi="Times New Roman" w:cs="Times New Roman"/>
-          <w:b/>
-          <w:bCs/>
-        </w:rPr>
-        <w:t xml:space="preserve"> (</w:t>
-      </w:r>
-      <w:proofErr w:type="spellStart"/>
-      <w:r>
-        <w:rPr>
-          <w:rFonts w:ascii="Times New Roman" w:hAnsi="Times New Roman" w:cs="Times New Roman"/>
-          <w:b/>
-          <w:bCs/>
-        </w:rPr>
-        <w:t>Llama</w:t>
-      </w:r>
-      <w:proofErr w:type="spellEnd"/>
-      <w:r>
-        <w:rPr>
-          <w:rFonts w:ascii="Times New Roman" w:hAnsi="Times New Roman" w:cs="Times New Roman"/>
-          <w:b/>
-          <w:bCs/>
-        </w:rPr>
-        <w:t xml:space="preserve"> 3 8B / </w:t>
-      </w:r>
-      <w:proofErr w:type="spellStart"/>
-      <w:r>
-        <w:rPr>
-          <w:rFonts w:ascii="Times New Roman" w:hAnsi="Times New Roman" w:cs="Times New Roman"/>
-          <w:b/>
-          <w:bCs/>
-        </w:rPr>
-        <w:t>Saiga</w:t>
-      </w:r>
-      <w:proofErr w:type="spellEnd"/>
-      <w:r>
-        <w:rPr>
-          <w:rFonts w:ascii="Times New Roman" w:hAnsi="Times New Roman" w:cs="Times New Roman"/>
-          <w:b/>
-          <w:bCs/>
-        </w:rPr>
-        <w:t>):</w:t>
+      <w:r>
+        <w:rPr>
+          <w:rFonts w:ascii="Times New Roman" w:hAnsi="Times New Roman" w:cs="Times New Roman"/>
+          <w:b/>
+          <w:bCs/>
+          <w:lang w:val="en-US"/>
+        </w:rPr>
+        <w:t>o</w:t>
+      </w:r>
+      <w:r>
+        <w:rPr>
+          <w:rFonts w:ascii="Times New Roman" w:hAnsi="Times New Roman" w:cs="Times New Roman"/>
+          <w:b/>
+          <w:bCs/>
+        </w:rPr>
+        <w:t>llama (Llama 3 8B / Saiga):</w:t>
       </w:r>
       <w:r>
         <w:rPr>
@@ -3002,23 +2361,13 @@
           <w:rFonts w:ascii="Times New Roman" w:hAnsi="Times New Roman" w:cs="Times New Roman"/>
         </w:rPr>
       </w:pPr>
-      <w:proofErr w:type="spellStart"/>
-      <w:r>
-        <w:rPr>
-          <w:rFonts w:ascii="Times New Roman" w:hAnsi="Times New Roman" w:cs="Times New Roman"/>
-          <w:b/>
-          <w:bCs/>
-        </w:rPr>
-        <w:t>GigaChat</w:t>
-      </w:r>
-      <w:proofErr w:type="spellEnd"/>
-      <w:r>
-        <w:rPr>
-          <w:rFonts w:ascii="Times New Roman" w:hAnsi="Times New Roman" w:cs="Times New Roman"/>
-          <w:b/>
-          <w:bCs/>
-        </w:rPr>
-        <w:t xml:space="preserve"> (Сбер):</w:t>
+      <w:r>
+        <w:rPr>
+          <w:rFonts w:ascii="Times New Roman" w:hAnsi="Times New Roman" w:cs="Times New Roman"/>
+          <w:b/>
+          <w:bCs/>
+        </w:rPr>
+        <w:t>GigaChat (Сбер):</w:t>
       </w:r>
       <w:r>
         <w:rPr>
@@ -3037,43 +2386,29 @@
           <w:rFonts w:ascii="Times New Roman" w:hAnsi="Times New Roman" w:cs="Times New Roman"/>
         </w:rPr>
       </w:pPr>
-      <w:proofErr w:type="spellStart"/>
-      <w:r>
-        <w:rPr>
-          <w:rFonts w:ascii="Times New Roman" w:hAnsi="Times New Roman" w:cs="Times New Roman"/>
-          <w:b/>
-          <w:bCs/>
-        </w:rPr>
-        <w:t>Groq</w:t>
-      </w:r>
-      <w:proofErr w:type="spellEnd"/>
-      <w:r>
-        <w:rPr>
-          <w:rFonts w:ascii="Times New Roman" w:hAnsi="Times New Roman" w:cs="Times New Roman"/>
-          <w:b/>
-          <w:bCs/>
-        </w:rPr>
-        <w:t xml:space="preserve"> API (Llama-3-70B):</w:t>
-      </w:r>
-      <w:r>
-        <w:rPr>
-          <w:rFonts w:ascii="Times New Roman" w:hAnsi="Times New Roman" w:cs="Times New Roman"/>
-        </w:rPr>
-        <w:t xml:space="preserve"> Роль — сверхбыстрая обработка (LPU </w:t>
-      </w:r>
-      <w:proofErr w:type="spellStart"/>
-      <w:r>
-        <w:rPr>
-          <w:rFonts w:ascii="Times New Roman" w:hAnsi="Times New Roman" w:cs="Times New Roman"/>
-        </w:rPr>
-        <w:t>acceleration</w:t>
-      </w:r>
-      <w:proofErr w:type="spellEnd"/>
-      <w:r>
-        <w:rPr>
-          <w:rFonts w:ascii="Times New Roman" w:hAnsi="Times New Roman" w:cs="Times New Roman"/>
-        </w:rPr>
-        <w:t>) для массивных образовательных программ.</w:t>
+      <w:r>
+        <w:rPr>
+          <w:rFonts w:ascii="Times New Roman" w:hAnsi="Times New Roman" w:cs="Times New Roman"/>
+          <w:b/>
+          <w:bCs/>
+          <w:lang w:val="en-US"/>
+        </w:rPr>
+        <w:lastRenderedPageBreak/>
+        <w:t>g</w:t>
+      </w:r>
+      <w:r>
+        <w:rPr>
+          <w:rFonts w:ascii="Times New Roman" w:hAnsi="Times New Roman" w:cs="Times New Roman"/>
+          <w:b/>
+          <w:bCs/>
+        </w:rPr>
+        <w:t>roq API (Llama-3-70B):</w:t>
+      </w:r>
+      <w:r>
+        <w:rPr>
+          <w:rFonts w:ascii="Times New Roman" w:hAnsi="Times New Roman" w:cs="Times New Roman"/>
+        </w:rPr>
+        <w:t xml:space="preserve"> Роль — сверхбыстрая обработка (LPU acceleration) для массивных образовательных программ.</w:t>
       </w:r>
     </w:p>
     <w:p>
@@ -3086,24 +2421,22 @@
           <w:rFonts w:ascii="Times New Roman" w:hAnsi="Times New Roman" w:cs="Times New Roman"/>
         </w:rPr>
       </w:pPr>
-      <w:proofErr w:type="spellStart"/>
-      <w:r>
-        <w:rPr>
-          <w:rFonts w:ascii="Times New Roman" w:hAnsi="Times New Roman" w:cs="Times New Roman"/>
-          <w:b/>
-          <w:bCs/>
-        </w:rPr>
-        <w:lastRenderedPageBreak/>
-        <w:t>YandexGPT</w:t>
-      </w:r>
-      <w:proofErr w:type="spellEnd"/>
-      <w:r>
-        <w:rPr>
-          <w:rFonts w:ascii="Times New Roman" w:hAnsi="Times New Roman" w:cs="Times New Roman"/>
-          <w:b/>
-          <w:bCs/>
-        </w:rPr>
-        <w:t>:</w:t>
+      <w:r>
+        <w:rPr>
+          <w:rFonts w:ascii="Times New Roman" w:hAnsi="Times New Roman" w:cs="Times New Roman"/>
+          <w:b/>
+          <w:bCs/>
+          <w:lang w:val="en-US"/>
+        </w:rPr>
+        <w:t>y</w:t>
+      </w:r>
+      <w:r>
+        <w:rPr>
+          <w:rFonts w:ascii="Times New Roman" w:hAnsi="Times New Roman" w:cs="Times New Roman"/>
+          <w:b/>
+          <w:bCs/>
+        </w:rPr>
+        <w:t>andexGPT:</w:t>
       </w:r>
       <w:r>
         <w:rPr>
@@ -3185,41 +2518,13 @@
           <w:rFonts w:ascii="Times New Roman" w:hAnsi="Times New Roman" w:cs="Times New Roman"/>
         </w:rPr>
       </w:pPr>
-      <w:proofErr w:type="spellStart"/>
-      <w:r>
-        <w:rPr>
-          <w:rFonts w:ascii="Times New Roman" w:hAnsi="Times New Roman" w:cs="Times New Roman"/>
-          <w:b/>
-          <w:bCs/>
-        </w:rPr>
-        <w:t>Saiga</w:t>
-      </w:r>
-      <w:proofErr w:type="spellEnd"/>
-      <w:r>
-        <w:rPr>
-          <w:rFonts w:ascii="Times New Roman" w:hAnsi="Times New Roman" w:cs="Times New Roman"/>
-          <w:b/>
-          <w:bCs/>
-        </w:rPr>
-        <w:t xml:space="preserve"> </w:t>
-      </w:r>
-      <w:proofErr w:type="spellStart"/>
-      <w:r>
-        <w:rPr>
-          <w:rFonts w:ascii="Times New Roman" w:hAnsi="Times New Roman" w:cs="Times New Roman"/>
-          <w:b/>
-          <w:bCs/>
-        </w:rPr>
-        <w:t>Llama</w:t>
-      </w:r>
-      <w:proofErr w:type="spellEnd"/>
-      <w:r>
-        <w:rPr>
-          <w:rFonts w:ascii="Times New Roman" w:hAnsi="Times New Roman" w:cs="Times New Roman"/>
-          <w:b/>
-          <w:bCs/>
-        </w:rPr>
-        <w:t xml:space="preserve"> 3 (Илья Гусев):</w:t>
+      <w:r>
+        <w:rPr>
+          <w:rFonts w:ascii="Times New Roman" w:hAnsi="Times New Roman" w:cs="Times New Roman"/>
+          <w:b/>
+          <w:bCs/>
+        </w:rPr>
+        <w:t>Saiga Llama 3 (Илья Гусев):</w:t>
       </w:r>
       <w:r>
         <w:rPr>
@@ -3239,49 +2544,7 @@
         <w:rPr>
           <w:rFonts w:ascii="Times New Roman" w:hAnsi="Times New Roman" w:cs="Times New Roman"/>
         </w:rPr>
-        <w:t xml:space="preserve"> Это модель </w:t>
-      </w:r>
-      <w:proofErr w:type="spellStart"/>
-      <w:r>
-        <w:rPr>
-          <w:rFonts w:ascii="Times New Roman" w:hAnsi="Times New Roman" w:cs="Times New Roman"/>
-        </w:rPr>
-        <w:t>Llama</w:t>
-      </w:r>
-      <w:proofErr w:type="spellEnd"/>
-      <w:r>
-        <w:rPr>
-          <w:rFonts w:ascii="Times New Roman" w:hAnsi="Times New Roman" w:cs="Times New Roman"/>
-        </w:rPr>
-        <w:t xml:space="preserve"> 3, специально </w:t>
-      </w:r>
-      <w:proofErr w:type="spellStart"/>
-      <w:r>
-        <w:rPr>
-          <w:rFonts w:ascii="Times New Roman" w:hAnsi="Times New Roman" w:cs="Times New Roman"/>
-        </w:rPr>
-        <w:t>дообученная</w:t>
-      </w:r>
-      <w:proofErr w:type="spellEnd"/>
-      <w:r>
-        <w:rPr>
-          <w:rFonts w:ascii="Times New Roman" w:hAnsi="Times New Roman" w:cs="Times New Roman"/>
-        </w:rPr>
-        <w:t xml:space="preserve"> (</w:t>
-      </w:r>
-      <w:proofErr w:type="spellStart"/>
-      <w:r>
-        <w:rPr>
-          <w:rFonts w:ascii="Times New Roman" w:hAnsi="Times New Roman" w:cs="Times New Roman"/>
-        </w:rPr>
-        <w:t>fine-tuned</w:t>
-      </w:r>
-      <w:proofErr w:type="spellEnd"/>
-      <w:r>
-        <w:rPr>
-          <w:rFonts w:ascii="Times New Roman" w:hAnsi="Times New Roman" w:cs="Times New Roman"/>
-        </w:rPr>
-        <w:t>) на качественных русскоязычных текстах. Идеально понимает русскую грамматику и методические термины.</w:t>
+        <w:t xml:space="preserve"> Это модель Llama 3, специально дообученная (fine-tuned) на качественных русскоязычных текстах. Идеально понимает русскую грамматику и методические термины.</w:t>
       </w:r>
     </w:p>
     <w:p>
@@ -3294,43 +2557,19 @@
           <w:rFonts w:ascii="Times New Roman" w:hAnsi="Times New Roman" w:cs="Times New Roman"/>
         </w:rPr>
       </w:pPr>
-      <w:proofErr w:type="spellStart"/>
-      <w:r>
-        <w:rPr>
-          <w:rFonts w:ascii="Times New Roman" w:hAnsi="Times New Roman" w:cs="Times New Roman"/>
-          <w:b/>
-          <w:bCs/>
-        </w:rPr>
-        <w:t>Qwen</w:t>
-      </w:r>
-      <w:proofErr w:type="spellEnd"/>
-      <w:r>
-        <w:rPr>
-          <w:rFonts w:ascii="Times New Roman" w:hAnsi="Times New Roman" w:cs="Times New Roman"/>
-          <w:b/>
-          <w:bCs/>
-        </w:rPr>
-        <w:t xml:space="preserve"> 2.5 (7B / 14B):</w:t>
-      </w:r>
-      <w:r>
-        <w:rPr>
-          <w:rFonts w:ascii="Times New Roman" w:hAnsi="Times New Roman" w:cs="Times New Roman"/>
-        </w:rPr>
-        <w:t xml:space="preserve"> Открытая модель от </w:t>
-      </w:r>
-      <w:proofErr w:type="spellStart"/>
-      <w:r>
-        <w:rPr>
-          <w:rFonts w:ascii="Times New Roman" w:hAnsi="Times New Roman" w:cs="Times New Roman"/>
-        </w:rPr>
-        <w:t>Alibaba</w:t>
-      </w:r>
-      <w:proofErr w:type="spellEnd"/>
-      <w:r>
-        <w:rPr>
-          <w:rFonts w:ascii="Times New Roman" w:hAnsi="Times New Roman" w:cs="Times New Roman"/>
-        </w:rPr>
-        <w:t>. Показывает феноменальные результаты в логическом анализе данных и структурировании отчетов. Быстро работает даже на видеокартах среднего уровня.</w:t>
+      <w:r>
+        <w:rPr>
+          <w:rFonts w:ascii="Times New Roman" w:hAnsi="Times New Roman" w:cs="Times New Roman"/>
+          <w:b/>
+          <w:bCs/>
+        </w:rPr>
+        <w:t>Qwen 2.5 (7B / 14B):</w:t>
+      </w:r>
+      <w:r>
+        <w:rPr>
+          <w:rFonts w:ascii="Times New Roman" w:hAnsi="Times New Roman" w:cs="Times New Roman"/>
+        </w:rPr>
+        <w:t xml:space="preserve"> Открытая модель от Alibaba. Показывает феноменальные результаты в логическом анализе данных и структурировании отчетов. Быстро работает даже на видеокартах среднего уровня.</w:t>
       </w:r>
     </w:p>
     <w:p>
@@ -3343,23 +2582,13 @@
           <w:rFonts w:ascii="Times New Roman" w:hAnsi="Times New Roman" w:cs="Times New Roman"/>
         </w:rPr>
       </w:pPr>
-      <w:proofErr w:type="spellStart"/>
-      <w:r>
-        <w:rPr>
-          <w:rFonts w:ascii="Times New Roman" w:hAnsi="Times New Roman" w:cs="Times New Roman"/>
-          <w:b/>
-          <w:bCs/>
-        </w:rPr>
-        <w:t>Mistral-Nemo</w:t>
-      </w:r>
-      <w:proofErr w:type="spellEnd"/>
-      <w:r>
-        <w:rPr>
-          <w:rFonts w:ascii="Times New Roman" w:hAnsi="Times New Roman" w:cs="Times New Roman"/>
-          <w:b/>
-          <w:bCs/>
-        </w:rPr>
-        <w:t xml:space="preserve"> (12B):</w:t>
+      <w:r>
+        <w:rPr>
+          <w:rFonts w:ascii="Times New Roman" w:hAnsi="Times New Roman" w:cs="Times New Roman"/>
+          <w:b/>
+          <w:bCs/>
+        </w:rPr>
+        <w:t>Mistral-Nemo (12B):</w:t>
       </w:r>
       <w:r>
         <w:rPr>
@@ -3403,45 +2632,19 @@
           <w:rFonts w:ascii="Times New Roman" w:hAnsi="Times New Roman" w:cs="Times New Roman"/>
         </w:rPr>
       </w:pPr>
-      <w:proofErr w:type="spellStart"/>
-      <w:r>
-        <w:rPr>
-          <w:rFonts w:ascii="Times New Roman" w:hAnsi="Times New Roman" w:cs="Times New Roman"/>
-          <w:b/>
-          <w:bCs/>
-        </w:rPr>
-        <w:t>Groq</w:t>
-      </w:r>
-      <w:proofErr w:type="spellEnd"/>
-      <w:r>
-        <w:rPr>
-          <w:rFonts w:ascii="Times New Roman" w:hAnsi="Times New Roman" w:cs="Times New Roman"/>
-          <w:b/>
-          <w:bCs/>
-        </w:rPr>
-        <w:t xml:space="preserve"> API (Бесплатно / Дешево)</w:t>
-      </w:r>
-      <w:proofErr w:type="gramStart"/>
-      <w:r>
-        <w:rPr>
-          <w:rFonts w:ascii="Times New Roman" w:hAnsi="Times New Roman" w:cs="Times New Roman"/>
-          <w:b/>
-          <w:bCs/>
-        </w:rPr>
-        <w:t>:</w:t>
-      </w:r>
-      <w:r>
-        <w:rPr>
-          <w:rFonts w:ascii="Times New Roman" w:hAnsi="Times New Roman" w:cs="Times New Roman"/>
-        </w:rPr>
-        <w:t xml:space="preserve"> Предлагает</w:t>
-      </w:r>
-      <w:proofErr w:type="gramEnd"/>
-      <w:r>
-        <w:rPr>
-          <w:rFonts w:ascii="Times New Roman" w:hAnsi="Times New Roman" w:cs="Times New Roman"/>
-        </w:rPr>
-        <w:t xml:space="preserve"> аппаратное ускорение на LPU. Предоставляет доступ к тяжелой модели Llama-3-70B. Выдает результат мгновенно (до 800 слов в секунду), что идеально для объемных аудитов, однако требует VPN на территории РФ.</w:t>
+      <w:r>
+        <w:rPr>
+          <w:rFonts w:ascii="Times New Roman" w:hAnsi="Times New Roman" w:cs="Times New Roman"/>
+          <w:b/>
+          <w:bCs/>
+        </w:rPr>
+        <w:t>Groq API (Бесплатно / Дешево):</w:t>
+      </w:r>
+      <w:r>
+        <w:rPr>
+          <w:rFonts w:ascii="Times New Roman" w:hAnsi="Times New Roman" w:cs="Times New Roman"/>
+        </w:rPr>
+        <w:t xml:space="preserve"> Предлагает аппаратное ускорение на LPU. Предоставляет доступ к тяжелой модели Llama-3-70B. Выдает результат мгновенно (до 800 слов в секунду), что идеально для объемных аудитов, однако требует VPN на территории РФ.</w:t>
       </w:r>
     </w:p>
     <w:p>
@@ -3454,23 +2657,13 @@
           <w:rFonts w:ascii="Times New Roman" w:hAnsi="Times New Roman" w:cs="Times New Roman"/>
         </w:rPr>
       </w:pPr>
-      <w:proofErr w:type="spellStart"/>
-      <w:r>
-        <w:rPr>
-          <w:rFonts w:ascii="Times New Roman" w:hAnsi="Times New Roman" w:cs="Times New Roman"/>
-          <w:b/>
-          <w:bCs/>
-        </w:rPr>
-        <w:t>GigaChat</w:t>
-      </w:r>
-      <w:proofErr w:type="spellEnd"/>
-      <w:r>
-        <w:rPr>
-          <w:rFonts w:ascii="Times New Roman" w:hAnsi="Times New Roman" w:cs="Times New Roman"/>
-          <w:b/>
-          <w:bCs/>
-        </w:rPr>
-        <w:t xml:space="preserve"> API от Сбера (Корпоративный сегмент):</w:t>
+      <w:r>
+        <w:rPr>
+          <w:rFonts w:ascii="Times New Roman" w:hAnsi="Times New Roman" w:cs="Times New Roman"/>
+          <w:b/>
+          <w:bCs/>
+        </w:rPr>
+        <w:t>GigaChat API от Сбера (Корпоративный сегмент):</w:t>
       </w:r>
       <w:r>
         <w:rPr>
@@ -3489,64 +2682,42 @@
           <w:rFonts w:ascii="Times New Roman" w:hAnsi="Times New Roman" w:cs="Times New Roman"/>
         </w:rPr>
       </w:pPr>
-      <w:proofErr w:type="spellStart"/>
-      <w:r>
-        <w:rPr>
-          <w:rFonts w:ascii="Times New Roman" w:hAnsi="Times New Roman" w:cs="Times New Roman"/>
-          <w:b/>
-          <w:bCs/>
-        </w:rPr>
-        <w:t>YandexGPT</w:t>
-      </w:r>
-      <w:proofErr w:type="spellEnd"/>
-      <w:proofErr w:type="gramStart"/>
-      <w:r>
-        <w:rPr>
-          <w:rFonts w:ascii="Times New Roman" w:hAnsi="Times New Roman" w:cs="Times New Roman"/>
-          <w:b/>
-          <w:bCs/>
-        </w:rPr>
-        <w:t>:</w:t>
-      </w:r>
-      <w:r>
-        <w:rPr>
-          <w:rFonts w:ascii="Times New Roman" w:hAnsi="Times New Roman" w:cs="Times New Roman"/>
-        </w:rPr>
-        <w:t xml:space="preserve"> Отлично</w:t>
-      </w:r>
-      <w:proofErr w:type="gramEnd"/>
-      <w:r>
-        <w:rPr>
-          <w:rFonts w:ascii="Times New Roman" w:hAnsi="Times New Roman" w:cs="Times New Roman"/>
-        </w:rPr>
-        <w:t xml:space="preserve"> работает с длинными русскоязычными контекстами. Имеет удобную тарификацию за тысячу токенов.</w:t>
-      </w:r>
-    </w:p>
-    <w:p>
-      <w:pPr>
-        <w:rPr>
-          <w:rFonts w:ascii="Times New Roman" w:hAnsi="Times New Roman" w:cs="Times New Roman"/>
-          <w:b/>
-          <w:bCs/>
-        </w:rPr>
-      </w:pPr>
-      <w:r>
-        <w:rPr>
-          <w:rFonts w:ascii="Times New Roman" w:hAnsi="Times New Roman" w:cs="Times New Roman"/>
-          <w:b/>
-          <w:bCs/>
-        </w:rPr>
-        <w:t xml:space="preserve">7. Устранение типичных неполадок </w:t>
-      </w:r>
-      <w:r>
-        <w:rPr>
-          <w:rFonts w:ascii="Times New Roman" w:hAnsi="Times New Roman" w:cs="Times New Roman"/>
-          <w:b/>
-          <w:bCs/>
-          <w:i/>
-          <w:iCs/>
-        </w:rPr>
-        <w:t>(Дополнение по стандарту)</w:t>
+      <w:r>
+        <w:rPr>
+          <w:rFonts w:ascii="Times New Roman" w:hAnsi="Times New Roman" w:cs="Times New Roman"/>
+          <w:b/>
+          <w:bCs/>
+        </w:rPr>
+        <w:t>YandexGPT:</w:t>
+      </w:r>
+      <w:r>
+        <w:rPr>
+          <w:rFonts w:ascii="Times New Roman" w:hAnsi="Times New Roman" w:cs="Times New Roman"/>
+        </w:rPr>
+        <w:t xml:space="preserve"> Отлично работает с длинными русскоязычными контекстами. Имеет удобную тарификацию за тысячу токенов.</w:t>
+      </w:r>
+    </w:p>
+    <w:p>
+      <w:pPr>
+        <w:rPr>
+          <w:rFonts w:ascii="Times New Roman" w:hAnsi="Times New Roman" w:cs="Times New Roman"/>
+        </w:rPr>
+      </w:pPr>
+      <w:r>
+        <w:rPr>
+          <w:rFonts w:ascii="Times New Roman" w:hAnsi="Times New Roman" w:cs="Times New Roman"/>
+          <w:b/>
+          <w:bCs/>
+        </w:rPr>
+        <w:t>9</w:t>
+      </w:r>
+      <w:r>
+        <w:rPr>
+          <w:rFonts w:ascii="Times New Roman" w:hAnsi="Times New Roman" w:cs="Times New Roman"/>
+          <w:b/>
+          <w:bCs/>
+        </w:rPr>
+        <w:t>. Устранение типичных неполадок</w:t>
       </w:r>
     </w:p>
     <w:tbl>
@@ -3562,9 +2733,9 @@
         <w:tblLook w:val="04A0" w:firstRow="1" w:lastRow="0" w:firstColumn="1" w:lastColumn="0" w:noHBand="0" w:noVBand="1"/>
       </w:tblPr>
       <w:tblGrid>
-        <w:gridCol w:w="3460"/>
-        <w:gridCol w:w="2929"/>
-        <w:gridCol w:w="2950"/>
+        <w:gridCol w:w="2771"/>
+        <w:gridCol w:w="3164"/>
+        <w:gridCol w:w="3404"/>
       </w:tblGrid>
       <w:tr>
         <w:trPr>
@@ -3591,6 +2762,7 @@
           </w:tcPr>
           <w:p>
             <w:pPr>
+              <w:spacing w:after="0" w:line="240" w:lineRule="auto"/>
               <w:rPr>
                 <w:rFonts w:ascii="Times New Roman" w:hAnsi="Times New Roman" w:cs="Times New Roman"/>
               </w:rPr>
@@ -3625,6 +2797,7 @@
           </w:tcPr>
           <w:p>
             <w:pPr>
+              <w:spacing w:after="0" w:line="240" w:lineRule="auto"/>
               <w:rPr>
                 <w:rFonts w:ascii="Times New Roman" w:hAnsi="Times New Roman" w:cs="Times New Roman"/>
               </w:rPr>
@@ -3659,6 +2832,7 @@
           </w:tcPr>
           <w:p>
             <w:pPr>
+              <w:spacing w:after="0" w:line="240" w:lineRule="auto"/>
               <w:rPr>
                 <w:rFonts w:ascii="Times New Roman" w:hAnsi="Times New Roman" w:cs="Times New Roman"/>
               </w:rPr>
@@ -3698,6 +2872,7 @@
           </w:tcPr>
           <w:p>
             <w:pPr>
+              <w:spacing w:after="0" w:line="240" w:lineRule="auto"/>
               <w:rPr>
                 <w:rFonts w:ascii="Times New Roman" w:hAnsi="Times New Roman" w:cs="Times New Roman"/>
               </w:rPr>
@@ -3732,6 +2907,7 @@
           </w:tcPr>
           <w:p>
             <w:pPr>
+              <w:spacing w:after="0" w:line="240" w:lineRule="auto"/>
               <w:rPr>
                 <w:rFonts w:ascii="Times New Roman" w:hAnsi="Times New Roman" w:cs="Times New Roman"/>
               </w:rPr>
@@ -3764,6 +2940,7 @@
           </w:tcPr>
           <w:p>
             <w:pPr>
+              <w:spacing w:after="0" w:line="240" w:lineRule="auto"/>
               <w:rPr>
                 <w:rFonts w:ascii="Times New Roman" w:hAnsi="Times New Roman" w:cs="Times New Roman"/>
               </w:rPr>
@@ -3772,35 +2949,7 @@
               <w:rPr>
                 <w:rFonts w:ascii="Times New Roman" w:hAnsi="Times New Roman" w:cs="Times New Roman"/>
               </w:rPr>
-              <w:t xml:space="preserve">Проверьте поле «Имя целевой модели». Запустите </w:t>
-            </w:r>
-            <w:proofErr w:type="spellStart"/>
-            <w:r>
-              <w:rPr>
-                <w:rFonts w:ascii="Times New Roman" w:hAnsi="Times New Roman" w:cs="Times New Roman"/>
-              </w:rPr>
-              <w:t>ollama</w:t>
-            </w:r>
-            <w:proofErr w:type="spellEnd"/>
-            <w:r>
-              <w:rPr>
-                <w:rFonts w:ascii="Times New Roman" w:hAnsi="Times New Roman" w:cs="Times New Roman"/>
-              </w:rPr>
-              <w:t xml:space="preserve"> </w:t>
-            </w:r>
-            <w:proofErr w:type="spellStart"/>
-            <w:r>
-              <w:rPr>
-                <w:rFonts w:ascii="Times New Roman" w:hAnsi="Times New Roman" w:cs="Times New Roman"/>
-              </w:rPr>
-              <w:t>list</w:t>
-            </w:r>
-            <w:proofErr w:type="spellEnd"/>
-            <w:r>
-              <w:rPr>
-                <w:rFonts w:ascii="Times New Roman" w:hAnsi="Times New Roman" w:cs="Times New Roman"/>
-              </w:rPr>
-              <w:t xml:space="preserve"> для сверки.</w:t>
+              <w:t>Проверьте поле «Имя целевой модели». Запустите ollama list для сверки.</w:t>
             </w:r>
           </w:p>
         </w:tc>
@@ -3829,6 +2978,7 @@
           </w:tcPr>
           <w:p>
             <w:pPr>
+              <w:spacing w:after="0" w:line="240" w:lineRule="auto"/>
               <w:rPr>
                 <w:rFonts w:ascii="Times New Roman" w:hAnsi="Times New Roman" w:cs="Times New Roman"/>
               </w:rPr>
@@ -3840,63 +2990,7 @@
                 <w:bCs/>
               </w:rPr>
               <w:lastRenderedPageBreak/>
-              <w:t xml:space="preserve">Ошибка: Connection </w:t>
-            </w:r>
-            <w:proofErr w:type="spellStart"/>
-            <w:r>
-              <w:rPr>
-                <w:rFonts w:ascii="Times New Roman" w:hAnsi="Times New Roman" w:cs="Times New Roman"/>
-                <w:b/>
-                <w:bCs/>
-              </w:rPr>
-              <w:t>refused</w:t>
-            </w:r>
-            <w:proofErr w:type="spellEnd"/>
-          </w:p>
-        </w:tc>
-        <w:tc>
-          <w:tcPr>
-            <w:tcW w:w="0" w:type="auto"/>
-            <w:tcBorders>
-              <w:top w:val="single" w:sz="6" w:space="0" w:color="C4C7C5"/>
-              <w:left w:val="single" w:sz="6" w:space="0" w:color="C4C7C5"/>
-              <w:bottom w:val="single" w:sz="6" w:space="0" w:color="C4C7C5"/>
-              <w:right w:val="single" w:sz="6" w:space="0" w:color="C4C7C5"/>
-            </w:tcBorders>
-            <w:tcMar>
-              <w:top w:w="120" w:type="dxa"/>
-              <w:left w:w="180" w:type="dxa"/>
-              <w:bottom w:w="120" w:type="dxa"/>
-              <w:right w:w="180" w:type="dxa"/>
-            </w:tcMar>
-            <w:vAlign w:val="center"/>
-            <w:hideMark/>
-          </w:tcPr>
-          <w:p>
-            <w:pPr>
-              <w:rPr>
-                <w:rFonts w:ascii="Times New Roman" w:hAnsi="Times New Roman" w:cs="Times New Roman"/>
-              </w:rPr>
-            </w:pPr>
-            <w:r>
-              <w:rPr>
-                <w:rFonts w:ascii="Times New Roman" w:hAnsi="Times New Roman" w:cs="Times New Roman"/>
-              </w:rPr>
-              <w:t xml:space="preserve">Веб-сайт не видит сервер </w:t>
-            </w:r>
-            <w:proofErr w:type="spellStart"/>
-            <w:r>
-              <w:rPr>
-                <w:rFonts w:ascii="Times New Roman" w:hAnsi="Times New Roman" w:cs="Times New Roman"/>
-              </w:rPr>
-              <w:t>Ollama</w:t>
-            </w:r>
-            <w:proofErr w:type="spellEnd"/>
-            <w:r>
-              <w:rPr>
-                <w:rFonts w:ascii="Times New Roman" w:hAnsi="Times New Roman" w:cs="Times New Roman"/>
-              </w:rPr>
-              <w:t>. Порт закрыт или неверный IP.</w:t>
+              <w:t>Ошибка: Connection refused</w:t>
             </w:r>
           </w:p>
         </w:tc>
@@ -3920,6 +3014,7 @@
           </w:tcPr>
           <w:p>
             <w:pPr>
+              <w:spacing w:after="0" w:line="240" w:lineRule="auto"/>
               <w:rPr>
                 <w:rFonts w:ascii="Times New Roman" w:hAnsi="Times New Roman" w:cs="Times New Roman"/>
               </w:rPr>
@@ -3928,35 +3023,40 @@
               <w:rPr>
                 <w:rFonts w:ascii="Times New Roman" w:hAnsi="Times New Roman" w:cs="Times New Roman"/>
               </w:rPr>
-              <w:t xml:space="preserve">Проверьте </w:t>
+              <w:t>Веб-сайт не видит сервер Ollama. Порт закрыт или неверный IP.</w:t>
             </w:r>
-            <w:proofErr w:type="spellStart"/>
+          </w:p>
+        </w:tc>
+        <w:tc>
+          <w:tcPr>
+            <w:tcW w:w="0" w:type="auto"/>
+            <w:tcBorders>
+              <w:top w:val="single" w:sz="6" w:space="0" w:color="C4C7C5"/>
+              <w:left w:val="single" w:sz="6" w:space="0" w:color="C4C7C5"/>
+              <w:bottom w:val="single" w:sz="6" w:space="0" w:color="C4C7C5"/>
+              <w:right w:val="single" w:sz="6" w:space="0" w:color="C4C7C5"/>
+            </w:tcBorders>
+            <w:tcMar>
+              <w:top w:w="120" w:type="dxa"/>
+              <w:left w:w="180" w:type="dxa"/>
+              <w:bottom w:w="120" w:type="dxa"/>
+              <w:right w:w="180" w:type="dxa"/>
+            </w:tcMar>
+            <w:vAlign w:val="center"/>
+            <w:hideMark/>
+          </w:tcPr>
+          <w:p>
+            <w:pPr>
+              <w:spacing w:after="0" w:line="240" w:lineRule="auto"/>
+              <w:rPr>
+                <w:rFonts w:ascii="Times New Roman" w:hAnsi="Times New Roman" w:cs="Times New Roman"/>
+              </w:rPr>
+            </w:pPr>
             <w:r>
               <w:rPr>
                 <w:rFonts w:ascii="Times New Roman" w:hAnsi="Times New Roman" w:cs="Times New Roman"/>
               </w:rPr>
-              <w:t>Endpoint</w:t>
-            </w:r>
-            <w:proofErr w:type="spellEnd"/>
-            <w:r>
-              <w:rPr>
-                <w:rFonts w:ascii="Times New Roman" w:hAnsi="Times New Roman" w:cs="Times New Roman"/>
-              </w:rPr>
-              <w:t xml:space="preserve"> в настройках. Убедитесь, что </w:t>
-            </w:r>
-            <w:proofErr w:type="spellStart"/>
-            <w:r>
-              <w:rPr>
-                <w:rFonts w:ascii="Times New Roman" w:hAnsi="Times New Roman" w:cs="Times New Roman"/>
-              </w:rPr>
-              <w:t>Ollama</w:t>
-            </w:r>
-            <w:proofErr w:type="spellEnd"/>
-            <w:r>
-              <w:rPr>
-                <w:rFonts w:ascii="Times New Roman" w:hAnsi="Times New Roman" w:cs="Times New Roman"/>
-              </w:rPr>
-              <w:t xml:space="preserve"> запущена.</w:t>
+              <w:t>Проверьте Endpoint в настройках. Убедитесь, что Ollama запущена.</w:t>
             </w:r>
           </w:p>
         </w:tc>
@@ -3985,6 +3085,7 @@
           </w:tcPr>
           <w:p>
             <w:pPr>
+              <w:spacing w:after="0" w:line="240" w:lineRule="auto"/>
               <w:rPr>
                 <w:rFonts w:ascii="Times New Roman" w:hAnsi="Times New Roman" w:cs="Times New Roman"/>
               </w:rPr>
@@ -4019,6 +3120,7 @@
           </w:tcPr>
           <w:p>
             <w:pPr>
+              <w:spacing w:after="0" w:line="240" w:lineRule="auto"/>
               <w:rPr>
                 <w:rFonts w:ascii="Times New Roman" w:hAnsi="Times New Roman" w:cs="Times New Roman"/>
               </w:rPr>
@@ -4027,43 +3129,7 @@
               <w:rPr>
                 <w:rFonts w:ascii="Times New Roman" w:hAnsi="Times New Roman" w:cs="Times New Roman"/>
               </w:rPr>
-              <w:t xml:space="preserve">Проблема с правами доступа к </w:t>
-            </w:r>
-            <w:proofErr w:type="spellStart"/>
-            <w:r>
-              <w:rPr>
-                <w:rFonts w:ascii="Times New Roman" w:hAnsi="Times New Roman" w:cs="Times New Roman"/>
-              </w:rPr>
-              <w:t>llm_</w:t>
-            </w:r>
-            <w:proofErr w:type="gramStart"/>
-            <w:r>
-              <w:rPr>
-                <w:rFonts w:ascii="Times New Roman" w:hAnsi="Times New Roman" w:cs="Times New Roman"/>
-              </w:rPr>
-              <w:t>providers.json</w:t>
-            </w:r>
-            <w:proofErr w:type="spellEnd"/>
-            <w:proofErr w:type="gramEnd"/>
-            <w:r>
-              <w:rPr>
-                <w:rFonts w:ascii="Times New Roman" w:hAnsi="Times New Roman" w:cs="Times New Roman"/>
-              </w:rPr>
-              <w:t xml:space="preserve"> внутри </w:t>
-            </w:r>
-            <w:proofErr w:type="spellStart"/>
-            <w:r>
-              <w:rPr>
-                <w:rFonts w:ascii="Times New Roman" w:hAnsi="Times New Roman" w:cs="Times New Roman"/>
-              </w:rPr>
-              <w:t>Docker</w:t>
-            </w:r>
-            <w:proofErr w:type="spellEnd"/>
-            <w:r>
-              <w:rPr>
-                <w:rFonts w:ascii="Times New Roman" w:hAnsi="Times New Roman" w:cs="Times New Roman"/>
-              </w:rPr>
-              <w:t>.</w:t>
+              <w:t>Проблема с правами доступа к llm_providers.json внутри Docker.</w:t>
             </w:r>
           </w:p>
         </w:tc>
@@ -4087,6 +3153,7 @@
           </w:tcPr>
           <w:p>
             <w:pPr>
+              <w:spacing w:after="0" w:line="240" w:lineRule="auto"/>
               <w:rPr>
                 <w:rFonts w:ascii="Times New Roman" w:hAnsi="Times New Roman" w:cs="Times New Roman"/>
               </w:rPr>
@@ -4095,35 +3162,112 @@
               <w:rPr>
                 <w:rFonts w:ascii="Times New Roman" w:hAnsi="Times New Roman" w:cs="Times New Roman"/>
               </w:rPr>
-              <w:t xml:space="preserve">Убедитесь, что в </w:t>
+              <w:t>Убедитесь, что в Dockerfile корректно прописана команда chown для выдачи прав приложению.</w:t>
             </w:r>
-            <w:proofErr w:type="spellStart"/>
+          </w:p>
+        </w:tc>
+      </w:tr>
+      <w:tr>
+        <w:trPr>
+          <w:tblCellSpacing w:w="15" w:type="dxa"/>
+        </w:trPr>
+        <w:tc>
+          <w:tcPr>
+            <w:tcW w:w="0" w:type="auto"/>
+            <w:tcBorders>
+              <w:top w:val="single" w:sz="6" w:space="0" w:color="C4C7C5"/>
+              <w:left w:val="single" w:sz="6" w:space="0" w:color="C4C7C5"/>
+              <w:bottom w:val="single" w:sz="6" w:space="0" w:color="C4C7C5"/>
+              <w:right w:val="single" w:sz="6" w:space="0" w:color="C4C7C5"/>
+            </w:tcBorders>
+            <w:tcMar>
+              <w:top w:w="120" w:type="dxa"/>
+              <w:left w:w="180" w:type="dxa"/>
+              <w:bottom w:w="120" w:type="dxa"/>
+              <w:right w:w="180" w:type="dxa"/>
+            </w:tcMar>
+            <w:vAlign w:val="center"/>
+          </w:tcPr>
+          <w:p>
+            <w:pPr>
+              <w:spacing w:after="0" w:line="240" w:lineRule="auto"/>
+              <w:rPr>
+                <w:rFonts w:ascii="Times New Roman" w:hAnsi="Times New Roman" w:cs="Times New Roman"/>
+                <w:b/>
+                <w:bCs/>
+              </w:rPr>
+            </w:pPr>
+            <w:r>
+              <w:rPr>
+                <w:rFonts w:ascii="Times New Roman" w:hAnsi="Times New Roman" w:cs="Times New Roman"/>
+                <w:b/>
+                <w:bCs/>
+              </w:rPr>
+              <w:t>Не удалось получить токен Сбера: code 6 (credentials doesn't match db data).</w:t>
+            </w:r>
+          </w:p>
+        </w:tc>
+        <w:tc>
+          <w:tcPr>
+            <w:tcW w:w="0" w:type="auto"/>
+            <w:tcBorders>
+              <w:top w:val="single" w:sz="6" w:space="0" w:color="C4C7C5"/>
+              <w:left w:val="single" w:sz="6" w:space="0" w:color="C4C7C5"/>
+              <w:bottom w:val="single" w:sz="6" w:space="0" w:color="C4C7C5"/>
+              <w:right w:val="single" w:sz="6" w:space="0" w:color="C4C7C5"/>
+            </w:tcBorders>
+            <w:tcMar>
+              <w:top w:w="120" w:type="dxa"/>
+              <w:left w:w="180" w:type="dxa"/>
+              <w:bottom w:w="120" w:type="dxa"/>
+              <w:right w:w="180" w:type="dxa"/>
+            </w:tcMar>
+            <w:vAlign w:val="center"/>
+          </w:tcPr>
+          <w:p>
+            <w:pPr>
+              <w:spacing w:after="0" w:line="240" w:lineRule="auto"/>
+              <w:rPr>
+                <w:rFonts w:ascii="Times New Roman" w:hAnsi="Times New Roman" w:cs="Times New Roman"/>
+              </w:rPr>
+            </w:pPr>
             <w:r>
               <w:rPr>
                 <w:rFonts w:ascii="Times New Roman" w:hAnsi="Times New Roman" w:cs="Times New Roman"/>
               </w:rPr>
-              <w:t>Dockerfile</w:t>
+              <w:t>Ключ авторизации был перевыпущен в личном кабинете Сбера, или скопировано неверное поле (например, Client ID вместо Авторизационных данных).</w:t>
             </w:r>
-            <w:proofErr w:type="spellEnd"/>
+          </w:p>
+        </w:tc>
+        <w:tc>
+          <w:tcPr>
+            <w:tcW w:w="0" w:type="auto"/>
+            <w:tcBorders>
+              <w:top w:val="single" w:sz="6" w:space="0" w:color="C4C7C5"/>
+              <w:left w:val="single" w:sz="6" w:space="0" w:color="C4C7C5"/>
+              <w:bottom w:val="single" w:sz="6" w:space="0" w:color="C4C7C5"/>
+              <w:right w:val="single" w:sz="6" w:space="0" w:color="C4C7C5"/>
+            </w:tcBorders>
+            <w:tcMar>
+              <w:top w:w="120" w:type="dxa"/>
+              <w:left w:w="180" w:type="dxa"/>
+              <w:bottom w:w="120" w:type="dxa"/>
+              <w:right w:w="180" w:type="dxa"/>
+            </w:tcMar>
+            <w:vAlign w:val="center"/>
+          </w:tcPr>
+          <w:p>
+            <w:pPr>
+              <w:spacing w:after="0" w:line="240" w:lineRule="auto"/>
+              <w:rPr>
+                <w:rFonts w:ascii="Times New Roman" w:hAnsi="Times New Roman" w:cs="Times New Roman"/>
+              </w:rPr>
+            </w:pPr>
             <w:r>
               <w:rPr>
                 <w:rFonts w:ascii="Times New Roman" w:hAnsi="Times New Roman" w:cs="Times New Roman"/>
               </w:rPr>
-              <w:t xml:space="preserve"> корректно прописана команда </w:t>
-            </w:r>
-            <w:proofErr w:type="spellStart"/>
-            <w:r>
-              <w:rPr>
-                <w:rFonts w:ascii="Times New Roman" w:hAnsi="Times New Roman" w:cs="Times New Roman"/>
-              </w:rPr>
-              <w:t>chown</w:t>
-            </w:r>
-            <w:proofErr w:type="spellEnd"/>
-            <w:r>
-              <w:rPr>
-                <w:rFonts w:ascii="Times New Roman" w:hAnsi="Times New Roman" w:cs="Times New Roman"/>
-              </w:rPr>
-              <w:t xml:space="preserve"> для выдачи прав приложению.</w:t>
+              <w:t>Сгенерируйте новый Client Secret на портале Сбера, скопируйте новую строку «Авторизационные данные» (начинается на MDE...) и создайте провайдера в системе заново.</w:t>
             </w:r>
           </w:p>
         </w:tc>
@@ -4143,7 +3287,15 @@
           <w:b/>
           <w:bCs/>
         </w:rPr>
-        <w:t>8. Контакты разработчиков</w:t>
+        <w:t>10</w:t>
+      </w:r>
+      <w:r>
+        <w:rPr>
+          <w:rFonts w:ascii="Times New Roman" w:hAnsi="Times New Roman" w:cs="Times New Roman"/>
+          <w:b/>
+          <w:bCs/>
+        </w:rPr>
+        <w:t>. Контакты разработчиков</w:t>
       </w:r>
     </w:p>
     <w:p>
@@ -4243,6 +3395,21 @@
     </w:p>
     <w:p>
       <w:pPr>
+        <w:rPr>
+          <w:rFonts w:ascii="Times New Roman" w:hAnsi="Times New Roman" w:cs="Times New Roman"/>
+          <w:lang w:val="en-US"/>
+        </w:rPr>
+      </w:pPr>
+      <w:r>
+        <w:rPr>
+          <w:rFonts w:ascii="Times New Roman" w:hAnsi="Times New Roman" w:cs="Times New Roman"/>
+          <w:lang w:val="en-US"/>
+        </w:rPr>
+        <w:t>https://github.com/LittleSangwoo</w:t>
+      </w:r>
+    </w:p>
+    <w:p>
+      <w:pPr>
         <w:numPr>
           <w:ilvl w:val="0"/>
           <w:numId w:val="10"/>
@@ -4301,6 +3468,19 @@
       <w:r>
         <w:rPr>
           <w:rFonts w:ascii="Times New Roman" w:hAnsi="Times New Roman" w:cs="Times New Roman"/>
+        </w:rPr>
+        <w:t>https://github.com/Lizaka666</w:t>
+      </w:r>
+    </w:p>
+    <w:p>
+      <w:pPr>
+        <w:rPr>
+          <w:rFonts w:ascii="Times New Roman" w:hAnsi="Times New Roman" w:cs="Times New Roman"/>
+        </w:rPr>
+      </w:pPr>
+      <w:r>
+        <w:rPr>
+          <w:rFonts w:ascii="Times New Roman" w:hAnsi="Times New Roman" w:cs="Times New Roman"/>
           <w:i/>
           <w:iCs/>
         </w:rPr>
@@ -4324,6 +3504,13 @@
         </w:rPr>
         <w:t xml:space="preserve"> его разработчиков.</w:t>
       </w:r>
+    </w:p>
+    <w:p>
+      <w:pPr>
+        <w:rPr>
+          <w:rFonts w:ascii="Times New Roman" w:hAnsi="Times New Roman" w:cs="Times New Roman"/>
+        </w:rPr>
+      </w:pPr>
     </w:p>
     <w:sectPr>
       <w:pgSz w:w="11906" w:h="16838"/>
@@ -5756,6 +4943,119 @@
     </w:lvl>
   </w:abstractNum>
   <w:abstractNum w:abstractNumId="10" w15:restartNumberingAfterBreak="0">
+    <w:nsid w:val="659126E9"/>
+    <w:multiLevelType w:val="multilevel"/>
+    <w:tmpl w:val="CB643A82"/>
+    <w:lvl w:ilvl="0">
+      <w:start w:val="1"/>
+      <w:numFmt w:val="decimal"/>
+      <w:lvlText w:val="%1."/>
+      <w:lvlJc w:val="left"/>
+      <w:pPr>
+        <w:tabs>
+          <w:tab w:val="num" w:pos="720"/>
+        </w:tabs>
+        <w:ind w:left="720" w:hanging="360"/>
+      </w:pPr>
+    </w:lvl>
+    <w:lvl w:ilvl="1" w:tentative="1">
+      <w:start w:val="1"/>
+      <w:numFmt w:val="decimal"/>
+      <w:lvlText w:val="%2."/>
+      <w:lvlJc w:val="left"/>
+      <w:pPr>
+        <w:tabs>
+          <w:tab w:val="num" w:pos="1440"/>
+        </w:tabs>
+        <w:ind w:left="1440" w:hanging="360"/>
+      </w:pPr>
+    </w:lvl>
+    <w:lvl w:ilvl="2" w:tentative="1">
+      <w:start w:val="1"/>
+      <w:numFmt w:val="decimal"/>
+      <w:lvlText w:val="%3."/>
+      <w:lvlJc w:val="left"/>
+      <w:pPr>
+        <w:tabs>
+          <w:tab w:val="num" w:pos="2160"/>
+        </w:tabs>
+        <w:ind w:left="2160" w:hanging="360"/>
+      </w:pPr>
+    </w:lvl>
+    <w:lvl w:ilvl="3" w:tentative="1">
+      <w:start w:val="1"/>
+      <w:numFmt w:val="decimal"/>
+      <w:lvlText w:val="%4."/>
+      <w:lvlJc w:val="left"/>
+      <w:pPr>
+        <w:tabs>
+          <w:tab w:val="num" w:pos="2880"/>
+        </w:tabs>
+        <w:ind w:left="2880" w:hanging="360"/>
+      </w:pPr>
+    </w:lvl>
+    <w:lvl w:ilvl="4" w:tentative="1">
+      <w:start w:val="1"/>
+      <w:numFmt w:val="decimal"/>
+      <w:lvlText w:val="%5."/>
+      <w:lvlJc w:val="left"/>
+      <w:pPr>
+        <w:tabs>
+          <w:tab w:val="num" w:pos="3600"/>
+        </w:tabs>
+        <w:ind w:left="3600" w:hanging="360"/>
+      </w:pPr>
+    </w:lvl>
+    <w:lvl w:ilvl="5" w:tentative="1">
+      <w:start w:val="1"/>
+      <w:numFmt w:val="decimal"/>
+      <w:lvlText w:val="%6."/>
+      <w:lvlJc w:val="left"/>
+      <w:pPr>
+        <w:tabs>
+          <w:tab w:val="num" w:pos="4320"/>
+        </w:tabs>
+        <w:ind w:left="4320" w:hanging="360"/>
+      </w:pPr>
+    </w:lvl>
+    <w:lvl w:ilvl="6" w:tentative="1">
+      <w:start w:val="1"/>
+      <w:numFmt w:val="decimal"/>
+      <w:lvlText w:val="%7."/>
+      <w:lvlJc w:val="left"/>
+      <w:pPr>
+        <w:tabs>
+          <w:tab w:val="num" w:pos="5040"/>
+        </w:tabs>
+        <w:ind w:left="5040" w:hanging="360"/>
+      </w:pPr>
+    </w:lvl>
+    <w:lvl w:ilvl="7" w:tentative="1">
+      <w:start w:val="1"/>
+      <w:numFmt w:val="decimal"/>
+      <w:lvlText w:val="%8."/>
+      <w:lvlJc w:val="left"/>
+      <w:pPr>
+        <w:tabs>
+          <w:tab w:val="num" w:pos="5760"/>
+        </w:tabs>
+        <w:ind w:left="5760" w:hanging="360"/>
+      </w:pPr>
+    </w:lvl>
+    <w:lvl w:ilvl="8" w:tentative="1">
+      <w:start w:val="1"/>
+      <w:numFmt w:val="decimal"/>
+      <w:lvlText w:val="%9."/>
+      <w:lvlJc w:val="left"/>
+      <w:pPr>
+        <w:tabs>
+          <w:tab w:val="num" w:pos="6480"/>
+        </w:tabs>
+        <w:ind w:left="6480" w:hanging="360"/>
+      </w:pPr>
+    </w:lvl>
+  </w:abstractNum>
+  <w:abstractNum w:abstractNumId="11" w15:restartNumberingAfterBreak="0">
     <w:nsid w:val="6607775B"/>
     <w:multiLevelType w:val="multilevel"/>
     <w:tmpl w:val="460491AE"/>
@@ -5904,7 +5204,305 @@
       </w:rPr>
     </w:lvl>
   </w:abstractNum>
-  <w:abstractNum w:abstractNumId="11" w15:restartNumberingAfterBreak="0">
+  <w:abstractNum w:abstractNumId="12" w15:restartNumberingAfterBreak="0">
+    <w:nsid w:val="6CA2649D"/>
+    <w:multiLevelType w:val="multilevel"/>
+    <w:tmpl w:val="301ACE1E"/>
+    <w:lvl w:ilvl="0">
+      <w:start w:val="1"/>
+      <w:numFmt w:val="bullet"/>
+      <w:lvlText w:val=""/>
+      <w:lvlJc w:val="left"/>
+      <w:pPr>
+        <w:tabs>
+          <w:tab w:val="num" w:pos="720"/>
+        </w:tabs>
+        <w:ind w:left="720" w:hanging="360"/>
+      </w:pPr>
+      <w:rPr>
+        <w:rFonts w:ascii="Symbol" w:hAnsi="Symbol" w:hint="default"/>
+        <w:sz w:val="20"/>
+      </w:rPr>
+    </w:lvl>
+    <w:lvl w:ilvl="1" w:tentative="1">
+      <w:start w:val="1"/>
+      <w:numFmt w:val="bullet"/>
+      <w:lvlText w:val="o"/>
+      <w:lvlJc w:val="left"/>
+      <w:pPr>
+        <w:tabs>
+          <w:tab w:val="num" w:pos="1440"/>
+        </w:tabs>
+        <w:ind w:left="1440" w:hanging="360"/>
+      </w:pPr>
+      <w:rPr>
+        <w:rFonts w:ascii="Courier New" w:hAnsi="Courier New" w:hint="default"/>
+        <w:sz w:val="20"/>
+      </w:rPr>
+    </w:lvl>
+    <w:lvl w:ilvl="2" w:tentative="1">
+      <w:start w:val="1"/>
+      <w:numFmt w:val="bullet"/>
+      <w:lvlText w:val=""/>
+      <w:lvlJc w:val="left"/>
+      <w:pPr>
+        <w:tabs>
+          <w:tab w:val="num" w:pos="2160"/>
+        </w:tabs>
+        <w:ind w:left="2160" w:hanging="360"/>
+      </w:pPr>
+      <w:rPr>
+        <w:rFonts w:ascii="Wingdings" w:hAnsi="Wingdings" w:hint="default"/>
+        <w:sz w:val="20"/>
+      </w:rPr>
+    </w:lvl>
+    <w:lvl w:ilvl="3" w:tentative="1">
+      <w:start w:val="1"/>
+      <w:numFmt w:val="bullet"/>
+      <w:lvlText w:val=""/>
+      <w:lvlJc w:val="left"/>
+      <w:pPr>
+        <w:tabs>
+          <w:tab w:val="num" w:pos="2880"/>
+        </w:tabs>
+        <w:ind w:left="2880" w:hanging="360"/>
+      </w:pPr>
+      <w:rPr>
+        <w:rFonts w:ascii="Wingdings" w:hAnsi="Wingdings" w:hint="default"/>
+        <w:sz w:val="20"/>
+      </w:rPr>
+    </w:lvl>
+    <w:lvl w:ilvl="4" w:tentative="1">
+      <w:start w:val="1"/>
+      <w:numFmt w:val="bullet"/>
+      <w:lvlText w:val=""/>
+      <w:lvlJc w:val="left"/>
+      <w:pPr>
+        <w:tabs>
+          <w:tab w:val="num" w:pos="3600"/>
+        </w:tabs>
+        <w:ind w:left="3600" w:hanging="360"/>
+      </w:pPr>
+      <w:rPr>
+        <w:rFonts w:ascii="Wingdings" w:hAnsi="Wingdings" w:hint="default"/>
+        <w:sz w:val="20"/>
+      </w:rPr>
+    </w:lvl>
+    <w:lvl w:ilvl="5" w:tentative="1">
+      <w:start w:val="1"/>
+      <w:numFmt w:val="bullet"/>
+      <w:lvlText w:val=""/>
+      <w:lvlJc w:val="left"/>
+      <w:pPr>
+        <w:tabs>
+          <w:tab w:val="num" w:pos="4320"/>
+        </w:tabs>
+        <w:ind w:left="4320" w:hanging="360"/>
+      </w:pPr>
+      <w:rPr>
+        <w:rFonts w:ascii="Wingdings" w:hAnsi="Wingdings" w:hint="default"/>
+        <w:sz w:val="20"/>
+      </w:rPr>
+    </w:lvl>
+    <w:lvl w:ilvl="6" w:tentative="1">
+      <w:start w:val="1"/>
+      <w:numFmt w:val="bullet"/>
+      <w:lvlText w:val=""/>
+      <w:lvlJc w:val="left"/>
+      <w:pPr>
+        <w:tabs>
+          <w:tab w:val="num" w:pos="5040"/>
+        </w:tabs>
+        <w:ind w:left="5040" w:hanging="360"/>
+      </w:pPr>
+      <w:rPr>
+        <w:rFonts w:ascii="Wingdings" w:hAnsi="Wingdings" w:hint="default"/>
+        <w:sz w:val="20"/>
+      </w:rPr>
+    </w:lvl>
+    <w:lvl w:ilvl="7" w:tentative="1">
+      <w:start w:val="1"/>
+      <w:numFmt w:val="bullet"/>
+      <w:lvlText w:val=""/>
+      <w:lvlJc w:val="left"/>
+      <w:pPr>
+        <w:tabs>
+          <w:tab w:val="num" w:pos="5760"/>
+        </w:tabs>
+        <w:ind w:left="5760" w:hanging="360"/>
+      </w:pPr>
+      <w:rPr>
+        <w:rFonts w:ascii="Wingdings" w:hAnsi="Wingdings" w:hint="default"/>
+        <w:sz w:val="20"/>
+      </w:rPr>
+    </w:lvl>
+    <w:lvl w:ilvl="8" w:tentative="1">
+      <w:start w:val="1"/>
+      <w:numFmt w:val="bullet"/>
+      <w:lvlText w:val=""/>
+      <w:lvlJc w:val="left"/>
+      <w:pPr>
+        <w:tabs>
+          <w:tab w:val="num" w:pos="6480"/>
+        </w:tabs>
+        <w:ind w:left="6480" w:hanging="360"/>
+      </w:pPr>
+      <w:rPr>
+        <w:rFonts w:ascii="Wingdings" w:hAnsi="Wingdings" w:hint="default"/>
+        <w:sz w:val="20"/>
+      </w:rPr>
+    </w:lvl>
+  </w:abstractNum>
+  <w:abstractNum w:abstractNumId="13" w15:restartNumberingAfterBreak="0">
+    <w:nsid w:val="6E6A2B54"/>
+    <w:multiLevelType w:val="multilevel"/>
+    <w:tmpl w:val="EA648562"/>
+    <w:lvl w:ilvl="0">
+      <w:start w:val="1"/>
+      <w:numFmt w:val="bullet"/>
+      <w:lvlText w:val=""/>
+      <w:lvlJc w:val="left"/>
+      <w:pPr>
+        <w:tabs>
+          <w:tab w:val="num" w:pos="720"/>
+        </w:tabs>
+        <w:ind w:left="720" w:hanging="360"/>
+      </w:pPr>
+      <w:rPr>
+        <w:rFonts w:ascii="Symbol" w:hAnsi="Symbol" w:hint="default"/>
+        <w:sz w:val="20"/>
+      </w:rPr>
+    </w:lvl>
+    <w:lvl w:ilvl="1" w:tentative="1">
+      <w:start w:val="1"/>
+      <w:numFmt w:val="bullet"/>
+      <w:lvlText w:val="o"/>
+      <w:lvlJc w:val="left"/>
+      <w:pPr>
+        <w:tabs>
+          <w:tab w:val="num" w:pos="1440"/>
+        </w:tabs>
+        <w:ind w:left="1440" w:hanging="360"/>
+      </w:pPr>
+      <w:rPr>
+        <w:rFonts w:ascii="Courier New" w:hAnsi="Courier New" w:hint="default"/>
+        <w:sz w:val="20"/>
+      </w:rPr>
+    </w:lvl>
+    <w:lvl w:ilvl="2" w:tentative="1">
+      <w:start w:val="1"/>
+      <w:numFmt w:val="bullet"/>
+      <w:lvlText w:val=""/>
+      <w:lvlJc w:val="left"/>
+      <w:pPr>
+        <w:tabs>
+          <w:tab w:val="num" w:pos="2160"/>
+        </w:tabs>
+        <w:ind w:left="2160" w:hanging="360"/>
+      </w:pPr>
+      <w:rPr>
+        <w:rFonts w:ascii="Wingdings" w:hAnsi="Wingdings" w:hint="default"/>
+        <w:sz w:val="20"/>
+      </w:rPr>
+    </w:lvl>
+    <w:lvl w:ilvl="3" w:tentative="1">
+      <w:start w:val="1"/>
+      <w:numFmt w:val="bullet"/>
+      <w:lvlText w:val=""/>
+      <w:lvlJc w:val="left"/>
+      <w:pPr>
+        <w:tabs>
+          <w:tab w:val="num" w:pos="2880"/>
+        </w:tabs>
+        <w:ind w:left="2880" w:hanging="360"/>
+      </w:pPr>
+      <w:rPr>
+        <w:rFonts w:ascii="Wingdings" w:hAnsi="Wingdings" w:hint="default"/>
+        <w:sz w:val="20"/>
+      </w:rPr>
+    </w:lvl>
+    <w:lvl w:ilvl="4" w:tentative="1">
+      <w:start w:val="1"/>
+      <w:numFmt w:val="bullet"/>
+      <w:lvlText w:val=""/>
+      <w:lvlJc w:val="left"/>
+      <w:pPr>
+        <w:tabs>
+          <w:tab w:val="num" w:pos="3600"/>
+        </w:tabs>
+        <w:ind w:left="3600" w:hanging="360"/>
+      </w:pPr>
+      <w:rPr>
+        <w:rFonts w:ascii="Wingdings" w:hAnsi="Wingdings" w:hint="default"/>
+        <w:sz w:val="20"/>
+      </w:rPr>
+    </w:lvl>
+    <w:lvl w:ilvl="5" w:tentative="1">
+      <w:start w:val="1"/>
+      <w:numFmt w:val="bullet"/>
+      <w:lvlText w:val=""/>
+      <w:lvlJc w:val="left"/>
+      <w:pPr>
+        <w:tabs>
+          <w:tab w:val="num" w:pos="4320"/>
+        </w:tabs>
+        <w:ind w:left="4320" w:hanging="360"/>
+      </w:pPr>
+      <w:rPr>
+        <w:rFonts w:ascii="Wingdings" w:hAnsi="Wingdings" w:hint="default"/>
+        <w:sz w:val="20"/>
+      </w:rPr>
+    </w:lvl>
+    <w:lvl w:ilvl="6" w:tentative="1">
+      <w:start w:val="1"/>
+      <w:numFmt w:val="bullet"/>
+      <w:lvlText w:val=""/>
+      <w:lvlJc w:val="left"/>
+      <w:pPr>
+        <w:tabs>
+          <w:tab w:val="num" w:pos="5040"/>
+        </w:tabs>
+        <w:ind w:left="5040" w:hanging="360"/>
+      </w:pPr>
+      <w:rPr>
+        <w:rFonts w:ascii="Wingdings" w:hAnsi="Wingdings" w:hint="default"/>
+        <w:sz w:val="20"/>
+      </w:rPr>
+    </w:lvl>
+    <w:lvl w:ilvl="7" w:tentative="1">
+      <w:start w:val="1"/>
+      <w:numFmt w:val="bullet"/>
+      <w:lvlText w:val=""/>
+      <w:lvlJc w:val="left"/>
+      <w:pPr>
+        <w:tabs>
+          <w:tab w:val="num" w:pos="5760"/>
+        </w:tabs>
+        <w:ind w:left="5760" w:hanging="360"/>
+      </w:pPr>
+      <w:rPr>
+        <w:rFonts w:ascii="Wingdings" w:hAnsi="Wingdings" w:hint="default"/>
+        <w:sz w:val="20"/>
+      </w:rPr>
+    </w:lvl>
+    <w:lvl w:ilvl="8" w:tentative="1">
+      <w:start w:val="1"/>
+      <w:numFmt w:val="bullet"/>
+      <w:lvlText w:val=""/>
+      <w:lvlJc w:val="left"/>
+      <w:pPr>
+        <w:tabs>
+          <w:tab w:val="num" w:pos="6480"/>
+        </w:tabs>
+        <w:ind w:left="6480" w:hanging="360"/>
+      </w:pPr>
+      <w:rPr>
+        <w:rFonts w:ascii="Wingdings" w:hAnsi="Wingdings" w:hint="default"/>
+        <w:sz w:val="20"/>
+      </w:rPr>
+    </w:lvl>
+  </w:abstractNum>
+  <w:abstractNum w:abstractNumId="14" w15:restartNumberingAfterBreak="0">
     <w:nsid w:val="70111CCA"/>
     <w:multiLevelType w:val="multilevel"/>
     <w:tmpl w:val="6FF6C6B6"/>
@@ -6053,7 +5651,7 @@
       </w:rPr>
     </w:lvl>
   </w:abstractNum>
-  <w:abstractNum w:abstractNumId="12" w15:restartNumberingAfterBreak="0">
+  <w:abstractNum w:abstractNumId="15" w15:restartNumberingAfterBreak="0">
     <w:nsid w:val="71FC2836"/>
     <w:multiLevelType w:val="multilevel"/>
     <w:tmpl w:val="A74C8F1C"/>
@@ -6202,7 +5800,7 @@
       </w:rPr>
     </w:lvl>
   </w:abstractNum>
-  <w:abstractNum w:abstractNumId="13" w15:restartNumberingAfterBreak="0">
+  <w:abstractNum w:abstractNumId="16" w15:restartNumberingAfterBreak="0">
     <w:nsid w:val="74B80129"/>
     <w:multiLevelType w:val="multilevel"/>
     <w:tmpl w:val="68CE345E"/>
@@ -6315,47 +5913,56 @@
       </w:pPr>
     </w:lvl>
   </w:abstractNum>
-  <w:num w:numId="1" w16cid:durableId="693965198">
+  <w:num w:numId="1" w16cid:durableId="1367677185">
     <w:abstractNumId w:val="3"/>
   </w:num>
-  <w:num w:numId="2" w16cid:durableId="158010627">
+  <w:num w:numId="2" w16cid:durableId="929116206">
     <w:abstractNumId w:val="2"/>
   </w:num>
-  <w:num w:numId="3" w16cid:durableId="63720909">
+  <w:num w:numId="3" w16cid:durableId="320549505">
     <w:abstractNumId w:val="9"/>
   </w:num>
-  <w:num w:numId="4" w16cid:durableId="2142573264">
+  <w:num w:numId="4" w16cid:durableId="1948155788">
     <w:abstractNumId w:val="0"/>
   </w:num>
-  <w:num w:numId="5" w16cid:durableId="1076705962">
-    <w:abstractNumId w:val="13"/>
+  <w:num w:numId="5" w16cid:durableId="628899780">
+    <w:abstractNumId w:val="16"/>
   </w:num>
-  <w:num w:numId="6" w16cid:durableId="37513356">
+  <w:num w:numId="6" w16cid:durableId="669217107">
     <w:abstractNumId w:val="4"/>
   </w:num>
-  <w:num w:numId="7" w16cid:durableId="1576814428">
+  <w:num w:numId="7" w16cid:durableId="267156945">
     <w:abstractNumId w:val="1"/>
   </w:num>
-  <w:num w:numId="8" w16cid:durableId="1129664008">
+  <w:num w:numId="8" w16cid:durableId="1302150104">
     <w:abstractNumId w:val="8"/>
   </w:num>
-  <w:num w:numId="9" w16cid:durableId="1255749157">
+  <w:num w:numId="9" w16cid:durableId="1585920366">
     <w:abstractNumId w:val="7"/>
   </w:num>
-  <w:num w:numId="10" w16cid:durableId="1698194317">
+  <w:num w:numId="10" w16cid:durableId="877741466">
+    <w:abstractNumId w:val="15"/>
+  </w:num>
+  <w:num w:numId="11" w16cid:durableId="120081176">
+    <w:abstractNumId w:val="11"/>
+  </w:num>
+  <w:num w:numId="12" w16cid:durableId="493643707">
+    <w:abstractNumId w:val="14"/>
+  </w:num>
+  <w:num w:numId="13" w16cid:durableId="48038879">
+    <w:abstractNumId w:val="6"/>
+  </w:num>
+  <w:num w:numId="14" w16cid:durableId="551695423">
+    <w:abstractNumId w:val="5"/>
+  </w:num>
+  <w:num w:numId="15" w16cid:durableId="1070886034">
     <w:abstractNumId w:val="12"/>
   </w:num>
-  <w:num w:numId="11" w16cid:durableId="446583942">
+  <w:num w:numId="16" w16cid:durableId="1909997115">
     <w:abstractNumId w:val="10"/>
   </w:num>
-  <w:num w:numId="12" w16cid:durableId="1568027879">
-    <w:abstractNumId w:val="11"/>
-  </w:num>
-  <w:num w:numId="13" w16cid:durableId="863060093">
-    <w:abstractNumId w:val="6"/>
-  </w:num>
-  <w:num w:numId="14" w16cid:durableId="1967000341">
-    <w:abstractNumId w:val="5"/>
+  <w:num w:numId="17" w16cid:durableId="1412433167">
+    <w:abstractNumId w:val="13"/>
   </w:num>
 </w:numbering>
 </file>
@@ -7300,6 +6907,35 @@
       <w:shd w:val="clear" w:color="auto" w:fill="E1DFDD"/>
     </w:rPr>
   </w:style>
+  <w:style w:type="paragraph" w:styleId="ae">
+    <w:name w:val="Normal (Web)"/>
+    <w:basedOn w:val="a"/>
+    <w:uiPriority w:val="99"/>
+    <w:unhideWhenUsed/>
+    <w:rsid w:val="00C1271E"/>
+    <w:pPr>
+      <w:spacing w:before="100" w:beforeAutospacing="1" w:after="100" w:afterAutospacing="1" w:line="240" w:lineRule="auto"/>
+    </w:pPr>
+    <w:rPr>
+      <w:rFonts w:ascii="Times New Roman" w:eastAsia="Times New Roman" w:hAnsi="Times New Roman" w:cs="Times New Roman"/>
+      <w:kern w:val="0"/>
+      <w:lang w:eastAsia="ru-RU"/>
+      <w14:ligatures w14:val="none"/>
+    </w:rPr>
+  </w:style>
+  <w:style w:type="character" w:styleId="HTML">
+    <w:name w:val="HTML Code"/>
+    <w:basedOn w:val="a0"/>
+    <w:uiPriority w:val="99"/>
+    <w:semiHidden/>
+    <w:unhideWhenUsed/>
+    <w:rsid w:val="00C1271E"/>
+    <w:rPr>
+      <w:rFonts w:ascii="Courier New" w:eastAsia="Times New Roman" w:hAnsi="Courier New" w:cs="Courier New"/>
+      <w:sz w:val="20"/>
+      <w:szCs w:val="20"/>
+    </w:rPr>
+  </w:style>
 </w:styles>
 </file>
 
